--- a/docs/forgotten-felines/published-policies/forgotten-felines-record-of-processing-activities.docx
+++ b/docs/forgotten-felines/published-policies/forgotten-felines-record-of-processing-activities.docx
@@ -3,118 +3,1695 @@
 <w:document xmlns:wpc="http://schemas.microsoft.com/office/word/2010/wordprocessingCanvas" xmlns:mo="http://schemas.microsoft.com/office/mac/office/2008/main" xmlns:mc="http://schemas.openxmlformats.org/markup-compatibility/2006" xmlns:mv="urn:schemas-microsoft-com:mac:vml" xmlns:o="urn:schemas-microsoft-com:office:office" xmlns:r="http://schemas.openxmlformats.org/officeDocument/2006/relationships" xmlns:m="http://schemas.openxmlformats.org/officeDocument/2006/math" xmlns:v="urn:schemas-microsoft-com:vml" xmlns:wp14="http://schemas.microsoft.com/office/word/2010/wordprocessingDrawing" xmlns:wp="http://schemas.openxmlformats.org/drawingml/2006/wordprocessingDrawing" xmlns:w10="urn:schemas-microsoft-com:office:word" xmlns:w="http://schemas.openxmlformats.org/wordprocessingml/2006/main" xmlns:w14="http://schemas.microsoft.com/office/word/2010/wordml" xmlns:wpg="http://schemas.microsoft.com/office/word/2010/wordprocessingGroup" xmlns:wpi="http://schemas.microsoft.com/office/word/2010/wordprocessingInk" xmlns:wne="http://schemas.microsoft.com/office/word/2006/wordml" xmlns:wps="http://schemas.microsoft.com/office/word/2010/wordprocessingShape" mc:Ignorable="w14 wp14">
   <w:body>
     <w:p>
+      <w:r>
+        <w:rPr>
+          <w:i/>
+        </w:rPr>
+        <w:t>________________________________________</w:t>
+      </w:r>
+    </w:p>
+    <w:p>
+      <w:r>
+        <w:t>title: Record of Processing Activities (ROPA) description: Documents all personal data processing activities carried out by Forgotten Felines Cat Rescue, including lawful basis and retention periods, as required under UK GDPR Article 30. author: Sam Mathias (Data Protection Lead) date: 2026-04-12</w:t>
+      </w:r>
+    </w:p>
+    <w:p>
+      <w:r>
+        <w:rPr>
+          <w:i/>
+        </w:rPr>
+        <w:t>________________________________________</w:t>
+      </w:r>
+    </w:p>
+    <w:p>
       <w:pPr>
-        <w:shd w:val="clear" w:color="auto" w:fill="05A44E"/>
-        <w:spacing w:before="0" w:after="0"/>
+        <w:pStyle w:val="Heading1"/>
+      </w:pPr>
+      <w:r>
+        <w:t>Record of Processing Activities (ROPA)</w:t>
+      </w:r>
+    </w:p>
+    <w:p>
+      <w:r>
+        <w:rPr>
+          <w:b/>
+        </w:rPr>
+        <w:t>Forgotten Felines Cat Rescue — Charity No. 1181190</w:t>
+      </w:r>
+    </w:p>
+    <w:p>
+      <w:r>
+        <w:rPr>
+          <w:i/>
+        </w:rPr>
+        <w:t>________________________________________</w:t>
+      </w:r>
+    </w:p>
+    <w:p>
+      <w:pPr>
+        <w:pStyle w:val="Heading2"/>
+      </w:pPr>
+      <w:r>
+        <w:t>Overview</w:t>
+      </w:r>
+    </w:p>
+    <w:p>
+      <w:r>
+        <w:t xml:space="preserve">This Record of Processing Activities (ROPA) documents all personal data processing activities carried out by Forgotten Felines Cat Rescue as required under </w:t>
+      </w:r>
+      <w:r>
+        <w:rPr>
+          <w:b/>
+        </w:rPr>
+        <w:t>UK GDPR Article 30</w:t>
+      </w:r>
+      <w:r>
+        <w:t>.</w:t>
+      </w:r>
+    </w:p>
+    <w:p>
+      <w:r>
+        <w:t>As a data controller, Forgotten Felines must maintain and keep this record up to date. It must be made available to the Information Commissioner's Office (ICO) upon request.</w:t>
+      </w:r>
+    </w:p>
+    <w:p>
+      <w:r>
+        <w:rPr>
+          <w:b/>
+        </w:rPr>
+        <w:t>Data Controller:</w:t>
+      </w:r>
+      <w:r>
+        <w:t xml:space="preserve"> Forgotten Felines Cat Rescue </w:t>
+      </w:r>
+      <w:r>
+        <w:rPr>
+          <w:b/>
+        </w:rPr>
+        <w:t>Charity Registration:</w:t>
+      </w:r>
+      <w:r>
+        <w:t xml:space="preserve"> 1181190 (England and Wales) </w:t>
+      </w:r>
+      <w:r>
+        <w:rPr>
+          <w:b/>
+        </w:rPr>
+        <w:t>Data Protection Lead:</w:t>
+      </w:r>
+      <w:r>
+        <w:t xml:space="preserve"> Sam Mathias </w:t>
+      </w:r>
+      <w:r>
+        <w:rPr>
+          <w:b/>
+        </w:rPr>
+        <w:t>Contact:</w:t>
+      </w:r>
+      <w:r>
+        <w:t xml:space="preserve"> Via official trustee channels (email / website / Facebook Page inbox) </w:t>
+      </w:r>
+      <w:r>
+        <w:rPr>
+          <w:b/>
+        </w:rPr>
+        <w:t>Last Reviewed:</w:t>
+      </w:r>
+      <w:r>
+        <w:t xml:space="preserve"> April 2026</w:t>
+      </w:r>
+    </w:p>
+    <w:p>
+      <w:r>
+        <w:rPr>
+          <w:i/>
+        </w:rPr>
+        <w:t>________________________________________</w:t>
+      </w:r>
+    </w:p>
+    <w:p>
+      <w:pPr>
+        <w:pStyle w:val="Heading2"/>
+      </w:pPr>
+      <w:r>
+        <w:t>How to Read This Record</w:t>
+      </w:r>
+    </w:p>
+    <w:p>
+      <w:r>
+        <w:t>Each section covers one processing activity. For each activity, the record documents:</w:t>
+      </w:r>
+    </w:p>
+    <w:p>
+      <w:pPr>
+        <w:pStyle w:val="ListBullet"/>
       </w:pPr>
       <w:r>
         <w:rPr>
           <w:b/>
-          <w:color w:val="FFFFFF"/>
-          <w:sz w:val="17"/>
         </w:rPr>
-        <w:t>POLICY DOCUMENT</w:t>
+        <w:t>Purpose</w:t>
+      </w:r>
+      <w:r>
+        <w:t xml:space="preserve"> — why the data is processed</w:t>
       </w:r>
     </w:p>
     <w:p>
       <w:pPr>
-        <w:shd w:val="clear" w:color="auto" w:fill="05A44E"/>
-        <w:spacing w:before="0" w:after="240"/>
+        <w:pStyle w:val="ListBullet"/>
       </w:pPr>
       <w:r>
         <w:rPr>
-          <w:color w:val="FFFFFF"/>
-          <w:sz w:val="44"/>
+          <w:b/>
         </w:rPr>
-        <w:t>Record of Processing Activities (ROPA)</w:t>
+        <w:t>Data subjects</w:t>
+      </w:r>
+      <w:r>
+        <w:t xml:space="preserve"> — who the data belongs to</w:t>
+      </w:r>
+    </w:p>
+    <w:p>
+      <w:pPr>
+        <w:pStyle w:val="ListBullet"/>
+      </w:pPr>
+      <w:r>
+        <w:rPr>
+          <w:b/>
+        </w:rPr>
+        <w:t>Categories of data</w:t>
+      </w:r>
+      <w:r>
+        <w:t xml:space="preserve"> — what types of data are held</w:t>
+      </w:r>
+    </w:p>
+    <w:p>
+      <w:pPr>
+        <w:pStyle w:val="ListBullet"/>
+      </w:pPr>
+      <w:r>
+        <w:rPr>
+          <w:b/>
+        </w:rPr>
+        <w:t>Lawful basis</w:t>
+      </w:r>
+      <w:r>
+        <w:t xml:space="preserve"> — the UK GDPR legal ground relied upon</w:t>
+      </w:r>
+    </w:p>
+    <w:p>
+      <w:pPr>
+        <w:pStyle w:val="ListBullet"/>
+      </w:pPr>
+      <w:r>
+        <w:rPr>
+          <w:b/>
+        </w:rPr>
+        <w:t>Recipients</w:t>
+      </w:r>
+      <w:r>
+        <w:t xml:space="preserve"> — who data is shared with</w:t>
+      </w:r>
+    </w:p>
+    <w:p>
+      <w:pPr>
+        <w:pStyle w:val="ListBullet"/>
+      </w:pPr>
+      <w:r>
+        <w:rPr>
+          <w:b/>
+        </w:rPr>
+        <w:t>Retention period</w:t>
+      </w:r>
+      <w:r>
+        <w:t xml:space="preserve"> — how long data is kept (see also: Data Retention Policy)</w:t>
+      </w:r>
+    </w:p>
+    <w:p>
+      <w:pPr>
+        <w:pStyle w:val="ListBullet"/>
+      </w:pPr>
+      <w:r>
+        <w:rPr>
+          <w:b/>
+        </w:rPr>
+        <w:t>Security measures</w:t>
+      </w:r>
+      <w:r>
+        <w:t xml:space="preserve"> — how data is protected</w:t>
+      </w:r>
+    </w:p>
+    <w:p>
+      <w:r>
+        <w:rPr>
+          <w:i/>
+        </w:rPr>
+        <w:t>________________________________________</w:t>
+      </w:r>
+    </w:p>
+    <w:p>
+      <w:pPr>
+        <w:pStyle w:val="Heading2"/>
+      </w:pPr>
+      <w:r>
+        <w:t>Processing Activity 1: Adoption Applications and Assessments</w:t>
+      </w:r>
+    </w:p>
+    <w:p>
+      <w:r>
+        <w:rPr>
+          <w:b/>
+        </w:rPr>
+        <w:t>Purpose:</w:t>
+      </w:r>
+      <w:r>
+        <w:t xml:space="preserve"> Assess the suitability of prospective adopters, manage the adoption process, coordinate cat handovers, and support post-adoption welfare.</w:t>
+      </w:r>
+    </w:p>
+    <w:p>
+      <w:r>
+        <w:rPr>
+          <w:b/>
+        </w:rPr>
+        <w:t>Data subjects:</w:t>
+      </w:r>
+      <w:r>
+        <w:t xml:space="preserve"> Prospective adopters and approved adopters.</w:t>
+      </w:r>
+    </w:p>
+    <w:p>
+      <w:r>
+        <w:rPr>
+          <w:b/>
+        </w:rPr>
+        <w:t>Categories of personal data:</w:t>
+      </w:r>
+    </w:p>
+    <w:p>
+      <w:pPr>
+        <w:pStyle w:val="ListBullet"/>
+      </w:pPr>
+      <w:r>
+        <w:t>Name, address, phone number, email address</w:t>
+      </w:r>
+    </w:p>
+    <w:p>
+      <w:pPr>
+        <w:pStyle w:val="ListBullet"/>
+      </w:pPr>
+      <w:r>
+        <w:t>Household and lifestyle details provided in application forms</w:t>
+      </w:r>
+    </w:p>
+    <w:p>
+      <w:pPr>
+        <w:pStyle w:val="ListBullet"/>
+      </w:pPr>
+      <w:r>
+        <w:t>Home check notes and suitability assessments</w:t>
+      </w:r>
+    </w:p>
+    <w:p>
+      <w:pPr>
+        <w:pStyle w:val="ListBullet"/>
+      </w:pPr>
+      <w:r>
+        <w:t>Communications (messages, notes, decisions)</w:t>
+      </w:r>
+    </w:p>
+    <w:p>
+      <w:pPr>
+        <w:pStyle w:val="ListBullet"/>
+      </w:pPr>
+      <w:r>
+        <w:t>Photos/videos provided by adopters (where submitted)</w:t>
+      </w:r>
+    </w:p>
+    <w:p>
+      <w:pPr>
+        <w:pStyle w:val="ListBullet"/>
+      </w:pPr>
+      <w:r>
+        <w:t>Limited sensitive data where relevant to animal welfare (eg information about children or other pets)</w:t>
+      </w:r>
+    </w:p>
+    <w:p>
+      <w:r>
+        <w:rPr>
+          <w:b/>
+        </w:rPr>
+        <w:t>Lawful basis (UK GDPR Article 6):</w:t>
+      </w:r>
+    </w:p>
+    <w:p>
+      <w:pPr>
+        <w:pStyle w:val="ListBullet"/>
+      </w:pPr>
+      <w:r>
+        <w:t xml:space="preserve">Article 6(1)(b) — </w:t>
+      </w:r>
+      <w:r>
+        <w:rPr>
+          <w:i/>
+        </w:rPr>
+        <w:t>Contract</w:t>
+      </w:r>
+      <w:r>
+        <w:t>: processing necessary for steps taken at the data subject's request prior to entering into an adoption arrangement.</w:t>
+      </w:r>
+    </w:p>
+    <w:p>
+      <w:pPr>
+        <w:pStyle w:val="ListBullet"/>
+      </w:pPr>
+      <w:r>
+        <w:t xml:space="preserve">Article 6(1)(f) — </w:t>
+      </w:r>
+      <w:r>
+        <w:rPr>
+          <w:i/>
+        </w:rPr>
+        <w:t>Legitimate interests</w:t>
+      </w:r>
+      <w:r>
+        <w:t>: ensuring safe and responsible cat rehoming.</w:t>
+      </w:r>
+    </w:p>
+    <w:p>
+      <w:r>
+        <w:rPr>
+          <w:b/>
+        </w:rPr>
+        <w:t>Special category data (UK GDPR Article 9):</w:t>
+      </w:r>
+      <w:r>
+        <w:t xml:space="preserve"> Where household information touches on health or family circumstance, Article 9(2)(g) — </w:t>
+      </w:r>
+      <w:r>
+        <w:rPr>
+          <w:i/>
+        </w:rPr>
+        <w:t>substantial public interest</w:t>
+      </w:r>
+      <w:r>
+        <w:t xml:space="preserve"> (animal welfare) — is applied proportionately.</w:t>
+      </w:r>
+    </w:p>
+    <w:p>
+      <w:r>
+        <w:rPr>
+          <w:b/>
+        </w:rPr>
+        <w:t>Recipients:</w:t>
+      </w:r>
+    </w:p>
+    <w:p>
+      <w:pPr>
+        <w:pStyle w:val="ListBullet"/>
+      </w:pPr>
+      <w:r>
+        <w:t>Trustees and coordinators involved in the assessment (need-to-know basis)</w:t>
+      </w:r>
+    </w:p>
+    <w:p>
+      <w:pPr>
+        <w:pStyle w:val="ListBullet"/>
+      </w:pPr>
+      <w:r>
+        <w:t>Fosterer holding the cat (name and phone number only, once adopter approved)</w:t>
+      </w:r>
+    </w:p>
+    <w:p>
+      <w:pPr>
+        <w:pStyle w:val="ListBullet"/>
+      </w:pPr>
+      <w:r>
+        <w:t>Veterinary providers where relevant to the placement</w:t>
+      </w:r>
+    </w:p>
+    <w:p>
+      <w:r>
+        <w:rPr>
+          <w:b/>
+        </w:rPr>
+        <w:t>Retention period:</w:t>
+      </w:r>
+      <w:r>
+        <w:t xml:space="preserve"> 12 months from the date the adoption is completed, then securely deleted.</w:t>
+      </w:r>
+    </w:p>
+    <w:p>
+      <w:r>
+        <w:rPr>
+          <w:b/>
+        </w:rPr>
+        <w:t>Security measures:</w:t>
+      </w:r>
+      <w:r>
+        <w:t xml:space="preserve"> Data held in official trustee channels and approved storage only. Access limited to involved trustees and coordinators. Fosterers must delete adopter contact details after handover unless welfare follow-up is required.</w:t>
+      </w:r>
+    </w:p>
+    <w:p>
+      <w:r>
+        <w:rPr>
+          <w:i/>
+        </w:rPr>
+        <w:t>________________________________________</w:t>
+      </w:r>
+    </w:p>
+    <w:p>
+      <w:pPr>
+        <w:pStyle w:val="Heading2"/>
+      </w:pPr>
+      <w:r>
+        <w:t>Processing Activity 2: Fostering Arrangements</w:t>
+      </w:r>
+    </w:p>
+    <w:p>
+      <w:r>
+        <w:rPr>
+          <w:b/>
+        </w:rPr>
+        <w:t>Purpose:</w:t>
+      </w:r>
+      <w:r>
+        <w:t xml:space="preserve"> Recruit, onboard, and manage fosterers; coordinate cat placements; support fosterer welfare and compliance with Forgotten Felines standards.</w:t>
+      </w:r>
+    </w:p>
+    <w:p>
+      <w:r>
+        <w:rPr>
+          <w:b/>
+        </w:rPr>
+        <w:t>Data subjects:</w:t>
+      </w:r>
+      <w:r>
+        <w:t xml:space="preserve"> Current and former fosterers.</w:t>
+      </w:r>
+    </w:p>
+    <w:p>
+      <w:r>
+        <w:rPr>
+          <w:b/>
+        </w:rPr>
+        <w:t>Categories of personal data:</w:t>
+      </w:r>
+    </w:p>
+    <w:p>
+      <w:pPr>
+        <w:pStyle w:val="ListBullet"/>
+      </w:pPr>
+      <w:r>
+        <w:t>Name, address, phone number, email address</w:t>
+      </w:r>
+    </w:p>
+    <w:p>
+      <w:pPr>
+        <w:pStyle w:val="ListBullet"/>
+      </w:pPr>
+      <w:r>
+        <w:t>Onboarding and agreement records</w:t>
+      </w:r>
+    </w:p>
+    <w:p>
+      <w:pPr>
+        <w:pStyle w:val="ListBullet"/>
+      </w:pPr>
+      <w:r>
+        <w:t>Home and household details (capacity, experience, other animals)</w:t>
+      </w:r>
+    </w:p>
+    <w:p>
+      <w:pPr>
+        <w:pStyle w:val="ListBullet"/>
+      </w:pPr>
+      <w:r>
+        <w:t>Communications and case notes related to cats in their care</w:t>
+      </w:r>
+    </w:p>
+    <w:p>
+      <w:pPr>
+        <w:pStyle w:val="ListBullet"/>
+      </w:pPr>
+      <w:r>
+        <w:t>Vet visit and welfare records where fosterer is involved</w:t>
+      </w:r>
+    </w:p>
+    <w:p>
+      <w:r>
+        <w:rPr>
+          <w:b/>
+        </w:rPr>
+        <w:t>Lawful basis (UK GDPR Article 6):</w:t>
+      </w:r>
+    </w:p>
+    <w:p>
+      <w:pPr>
+        <w:pStyle w:val="ListBullet"/>
+      </w:pPr>
+      <w:r>
+        <w:t xml:space="preserve">Article 6(1)(b) — </w:t>
+      </w:r>
+      <w:r>
+        <w:rPr>
+          <w:i/>
+        </w:rPr>
+        <w:t>Contract</w:t>
+      </w:r>
+      <w:r>
+        <w:t>: processing necessary for the volunteer fostering arrangement.</w:t>
+      </w:r>
+    </w:p>
+    <w:p>
+      <w:pPr>
+        <w:pStyle w:val="ListBullet"/>
+      </w:pPr>
+      <w:r>
+        <w:t xml:space="preserve">Article 6(1)(f) — </w:t>
+      </w:r>
+      <w:r>
+        <w:rPr>
+          <w:i/>
+        </w:rPr>
+        <w:t>Legitimate interests</w:t>
+      </w:r>
+      <w:r>
+        <w:t>: managing the charity's rescue operations and cat welfare.</w:t>
+      </w:r>
+    </w:p>
+    <w:p>
+      <w:r>
+        <w:rPr>
+          <w:b/>
+        </w:rPr>
+        <w:t>Recipients:</w:t>
+      </w:r>
+    </w:p>
+    <w:p>
+      <w:pPr>
+        <w:pStyle w:val="ListBullet"/>
+      </w:pPr>
+      <w:r>
+        <w:t>Trustees and coordinators on a need-to-know basis</w:t>
+      </w:r>
+    </w:p>
+    <w:p>
+      <w:pPr>
+        <w:pStyle w:val="ListBullet"/>
+      </w:pPr>
+      <w:r>
+        <w:t>Adopters (name and phone number only, for collection coordination)</w:t>
+      </w:r>
+    </w:p>
+    <w:p>
+      <w:pPr>
+        <w:pStyle w:val="ListBullet"/>
+      </w:pPr>
+      <w:r>
+        <w:t>Veterinary providers where relevant</w:t>
+      </w:r>
+    </w:p>
+    <w:p>
+      <w:r>
+        <w:rPr>
+          <w:b/>
+        </w:rPr>
+        <w:t>Retention period:</w:t>
+      </w:r>
+      <w:r>
+        <w:t xml:space="preserve"> Duration of the fostering relationship plus 12 months after involvement ends, then securely deleted.</w:t>
+      </w:r>
+    </w:p>
+    <w:p>
+      <w:r>
+        <w:rPr>
+          <w:b/>
+        </w:rPr>
+        <w:t>Security measures:</w:t>
+      </w:r>
+      <w:r>
+        <w:t xml:space="preserve"> Data held in official channels only. Fosterers are required to handle adopter data in accordance with the GDPR Volunteer Policy and delete it once no longer needed.</w:t>
+      </w:r>
+    </w:p>
+    <w:p>
+      <w:r>
+        <w:rPr>
+          <w:i/>
+        </w:rPr>
+        <w:t>________________________________________</w:t>
+      </w:r>
+    </w:p>
+    <w:p>
+      <w:pPr>
+        <w:pStyle w:val="Heading2"/>
+      </w:pPr>
+      <w:r>
+        <w:t>Processing Activity 3: Volunteer Management</w:t>
+      </w:r>
+    </w:p>
+    <w:p>
+      <w:r>
+        <w:rPr>
+          <w:b/>
+        </w:rPr>
+        <w:t>Purpose:</w:t>
+      </w:r>
+      <w:r>
+        <w:t xml:space="preserve"> Recruit, manage, and coordinate volunteers (including home checkers, transport volunteers, and event helpers); maintain records for operational continuity.</w:t>
+      </w:r>
+    </w:p>
+    <w:p>
+      <w:r>
+        <w:rPr>
+          <w:b/>
+        </w:rPr>
+        <w:t>Data subjects:</w:t>
+      </w:r>
+      <w:r>
+        <w:t xml:space="preserve"> Current and former volunteers.</w:t>
+      </w:r>
+    </w:p>
+    <w:p>
+      <w:r>
+        <w:rPr>
+          <w:b/>
+        </w:rPr>
+        <w:t>Categories of personal data:</w:t>
+      </w:r>
+    </w:p>
+    <w:p>
+      <w:pPr>
+        <w:pStyle w:val="ListBullet"/>
+      </w:pPr>
+      <w:r>
+        <w:t>Name, contact details</w:t>
+      </w:r>
+    </w:p>
+    <w:p>
+      <w:pPr>
+        <w:pStyle w:val="ListBullet"/>
+      </w:pPr>
+      <w:r>
+        <w:t>Role and availability information</w:t>
+      </w:r>
+    </w:p>
+    <w:p>
+      <w:pPr>
+        <w:pStyle w:val="ListBullet"/>
+      </w:pPr>
+      <w:r>
+        <w:t>Onboarding and agreement records</w:t>
+      </w:r>
+    </w:p>
+    <w:p>
+      <w:pPr>
+        <w:pStyle w:val="ListBullet"/>
+      </w:pPr>
+      <w:r>
+        <w:t>Communications and activity records</w:t>
+      </w:r>
+    </w:p>
+    <w:p>
+      <w:r>
+        <w:rPr>
+          <w:b/>
+        </w:rPr>
+        <w:t>Lawful basis (UK GDPR Article 6):</w:t>
+      </w:r>
+    </w:p>
+    <w:p>
+      <w:pPr>
+        <w:pStyle w:val="ListBullet"/>
+      </w:pPr>
+      <w:r>
+        <w:t xml:space="preserve">Article 6(1)(b) — </w:t>
+      </w:r>
+      <w:r>
+        <w:rPr>
+          <w:i/>
+        </w:rPr>
+        <w:t>Contract</w:t>
+      </w:r>
+      <w:r>
+        <w:t>: processing necessary for the volunteer arrangement.</w:t>
+      </w:r>
+    </w:p>
+    <w:p>
+      <w:pPr>
+        <w:pStyle w:val="ListBullet"/>
+      </w:pPr>
+      <w:r>
+        <w:t xml:space="preserve">Article 6(1)(f) — </w:t>
+      </w:r>
+      <w:r>
+        <w:rPr>
+          <w:i/>
+        </w:rPr>
+        <w:t>Legitimate interests</w:t>
+      </w:r>
+      <w:r>
+        <w:t>: effective coordination of rescue operations.</w:t>
+      </w:r>
+    </w:p>
+    <w:p>
+      <w:r>
+        <w:rPr>
+          <w:b/>
+        </w:rPr>
+        <w:t>Recipients:</w:t>
+      </w:r>
+    </w:p>
+    <w:p>
+      <w:pPr>
+        <w:pStyle w:val="ListBullet"/>
+      </w:pPr>
+      <w:r>
+        <w:t>Trustees and coordinators on a need-to-know basis</w:t>
+      </w:r>
+    </w:p>
+    <w:p>
+      <w:r>
+        <w:rPr>
+          <w:b/>
+        </w:rPr>
+        <w:t>Retention period:</w:t>
+      </w:r>
+      <w:r>
+        <w:t xml:space="preserve"> Duration of involvement plus 12 months after the volunteer leaves, then securely deleted.</w:t>
+      </w:r>
+    </w:p>
+    <w:p>
+      <w:r>
+        <w:rPr>
+          <w:b/>
+        </w:rPr>
+        <w:t>Security measures:</w:t>
+      </w:r>
+      <w:r>
+        <w:t xml:space="preserve"> Held in official trustee systems. Access restricted to those managing volunteer coordination.</w:t>
+      </w:r>
+    </w:p>
+    <w:p>
+      <w:r>
+        <w:rPr>
+          <w:i/>
+        </w:rPr>
+        <w:t>________________________________________</w:t>
+      </w:r>
+    </w:p>
+    <w:p>
+      <w:pPr>
+        <w:pStyle w:val="Heading2"/>
+      </w:pPr>
+      <w:r>
+        <w:t>Processing Activity 4: Trustee and Governance Records</w:t>
+      </w:r>
+    </w:p>
+    <w:p>
+      <w:r>
+        <w:rPr>
+          <w:b/>
+        </w:rPr>
+        <w:t>Purpose:</w:t>
+      </w:r>
+      <w:r>
+        <w:t xml:space="preserve"> Manage trustee responsibilities, maintain Charity Commission compliance, record decisions, and fulfil legal governance obligations.</w:t>
+      </w:r>
+    </w:p>
+    <w:p>
+      <w:r>
+        <w:rPr>
+          <w:b/>
+        </w:rPr>
+        <w:t>Data subjects:</w:t>
+      </w:r>
+      <w:r>
+        <w:t xml:space="preserve"> Trustees and committee members.</w:t>
+      </w:r>
+    </w:p>
+    <w:p>
+      <w:r>
+        <w:rPr>
+          <w:b/>
+        </w:rPr>
+        <w:t>Categories of personal data:</w:t>
+      </w:r>
+    </w:p>
+    <w:p>
+      <w:pPr>
+        <w:pStyle w:val="ListBullet"/>
+      </w:pPr>
+      <w:r>
+        <w:t>Name, contact details</w:t>
+      </w:r>
+    </w:p>
+    <w:p>
+      <w:pPr>
+        <w:pStyle w:val="ListBullet"/>
+      </w:pPr>
+      <w:r>
+        <w:t>Role and responsibilities</w:t>
+      </w:r>
+    </w:p>
+    <w:p>
+      <w:pPr>
+        <w:pStyle w:val="ListBullet"/>
+      </w:pPr>
+      <w:r>
+        <w:t>Meeting minutes and decisions (where personal data is referenced)</w:t>
+      </w:r>
+    </w:p>
+    <w:p>
+      <w:pPr>
+        <w:pStyle w:val="ListBullet"/>
+      </w:pPr>
+      <w:r>
+        <w:t>Charity Commission registration and reporting records</w:t>
+      </w:r>
+    </w:p>
+    <w:p>
+      <w:r>
+        <w:rPr>
+          <w:b/>
+        </w:rPr>
+        <w:t>Lawful basis (UK GDPR Article 6):</w:t>
+      </w:r>
+    </w:p>
+    <w:p>
+      <w:pPr>
+        <w:pStyle w:val="ListBullet"/>
+      </w:pPr>
+      <w:r>
+        <w:t xml:space="preserve">Article 6(1)(c) — </w:t>
+      </w:r>
+      <w:r>
+        <w:rPr>
+          <w:i/>
+        </w:rPr>
+        <w:t>Legal obligation</w:t>
+      </w:r>
+      <w:r>
+        <w:t>: Charity Commission registration and governance requirements.</w:t>
+      </w:r>
+    </w:p>
+    <w:p>
+      <w:pPr>
+        <w:pStyle w:val="ListBullet"/>
+      </w:pPr>
+      <w:r>
+        <w:t xml:space="preserve">Article 6(1)(f) — </w:t>
+      </w:r>
+      <w:r>
+        <w:rPr>
+          <w:i/>
+        </w:rPr>
+        <w:t>Legitimate interests</w:t>
+      </w:r>
+      <w:r>
+        <w:t>: effective charity governance.</w:t>
+      </w:r>
+    </w:p>
+    <w:p>
+      <w:r>
+        <w:rPr>
+          <w:b/>
+        </w:rPr>
+        <w:t>Recipients:</w:t>
+      </w:r>
+    </w:p>
+    <w:p>
+      <w:pPr>
+        <w:pStyle w:val="ListBullet"/>
+      </w:pPr>
+      <w:r>
+        <w:t>Charity Commission (statutory reporting)</w:t>
+      </w:r>
+    </w:p>
+    <w:p>
+      <w:pPr>
+        <w:pStyle w:val="ListBullet"/>
+      </w:pPr>
+      <w:r>
+        <w:t>ICO (where required)</w:t>
+      </w:r>
+    </w:p>
+    <w:p>
+      <w:pPr>
+        <w:pStyle w:val="ListBullet"/>
+      </w:pPr>
+      <w:r>
+        <w:t>Trustees on a need-to-know basis</w:t>
+      </w:r>
+    </w:p>
+    <w:p>
+      <w:r>
+        <w:rPr>
+          <w:b/>
+        </w:rPr>
+        <w:t>Retention period:</w:t>
+      </w:r>
+      <w:r>
+        <w:t xml:space="preserve"> Duration of trustee involvement plus 6 years (statutory governance records), then reviewed.</w:t>
+      </w:r>
+    </w:p>
+    <w:p>
+      <w:r>
+        <w:rPr>
+          <w:b/>
+        </w:rPr>
+        <w:t>Security measures:</w:t>
+      </w:r>
+      <w:r>
+        <w:t xml:space="preserve"> Held in official trustee systems. Shared only with relevant parties as required by law or governance need.</w:t>
+      </w:r>
+    </w:p>
+    <w:p>
+      <w:r>
+        <w:rPr>
+          <w:i/>
+        </w:rPr>
+        <w:t>________________________________________</w:t>
+      </w:r>
+    </w:p>
+    <w:p>
+      <w:pPr>
+        <w:pStyle w:val="Heading2"/>
+      </w:pPr>
+      <w:r>
+        <w:t>Processing Activity 5: Fundraising and Donation Records</w:t>
+      </w:r>
+    </w:p>
+    <w:p>
+      <w:r>
+        <w:rPr>
+          <w:b/>
+        </w:rPr>
+        <w:t>Purpose:</w:t>
+      </w:r>
+      <w:r>
+        <w:t xml:space="preserve"> Process donations, manage Gift Aid claims, thank supporters, and meet statutory accounting and audit obligations.</w:t>
+      </w:r>
+    </w:p>
+    <w:p>
+      <w:r>
+        <w:rPr>
+          <w:b/>
+        </w:rPr>
+        <w:t>Data subjects:</w:t>
+      </w:r>
+      <w:r>
+        <w:t xml:space="preserve"> Donors and fundraising supporters.</w:t>
+      </w:r>
+    </w:p>
+    <w:p>
+      <w:r>
+        <w:rPr>
+          <w:b/>
+        </w:rPr>
+        <w:t>Categories of personal data:</w:t>
+      </w:r>
+    </w:p>
+    <w:p>
+      <w:pPr>
+        <w:pStyle w:val="ListBullet"/>
+      </w:pPr>
+      <w:r>
+        <w:t>Name and contact details</w:t>
+      </w:r>
+    </w:p>
+    <w:p>
+      <w:pPr>
+        <w:pStyle w:val="ListBullet"/>
+      </w:pPr>
+      <w:r>
+        <w:t>Donation amounts and dates</w:t>
+      </w:r>
+    </w:p>
+    <w:p>
+      <w:pPr>
+        <w:pStyle w:val="ListBullet"/>
+      </w:pPr>
+      <w:r>
+        <w:t>Gift Aid declarations and eligibility</w:t>
+      </w:r>
+    </w:p>
+    <w:p>
+      <w:pPr>
+        <w:pStyle w:val="ListBullet"/>
+      </w:pPr>
+      <w:r>
+        <w:t>Payment records (processed via third-party platforms; card/bank data not held directly)</w:t>
+      </w:r>
+    </w:p>
+    <w:p>
+      <w:r>
+        <w:rPr>
+          <w:b/>
+        </w:rPr>
+        <w:t>Lawful basis (UK GDPR Article 6):</w:t>
+      </w:r>
+    </w:p>
+    <w:p>
+      <w:pPr>
+        <w:pStyle w:val="ListBullet"/>
+      </w:pPr>
+      <w:r>
+        <w:t xml:space="preserve">Article 6(1)(c) — </w:t>
+      </w:r>
+      <w:r>
+        <w:rPr>
+          <w:i/>
+        </w:rPr>
+        <w:t>Legal obligation</w:t>
+      </w:r>
+      <w:r>
+        <w:t>: HMRC Gift Aid and financial record-keeping requirements.</w:t>
+      </w:r>
+    </w:p>
+    <w:p>
+      <w:pPr>
+        <w:pStyle w:val="ListBullet"/>
+      </w:pPr>
+      <w:r>
+        <w:t xml:space="preserve">Article 6(1)(f) — </w:t>
+      </w:r>
+      <w:r>
+        <w:rPr>
+          <w:i/>
+        </w:rPr>
+        <w:t>Legitimate interests</w:t>
+      </w:r>
+      <w:r>
+        <w:t>: managing charitable fundraising sustainably.</w:t>
+      </w:r>
+    </w:p>
+    <w:p>
+      <w:pPr>
+        <w:pStyle w:val="ListBullet"/>
+      </w:pPr>
+      <w:r>
+        <w:t xml:space="preserve">Article 6(1)(a) — </w:t>
+      </w:r>
+      <w:r>
+        <w:rPr>
+          <w:i/>
+        </w:rPr>
+        <w:t>Consent</w:t>
+      </w:r>
+      <w:r>
+        <w:t>: where donors opt in to future communications.</w:t>
+      </w:r>
+    </w:p>
+    <w:p>
+      <w:r>
+        <w:rPr>
+          <w:b/>
+        </w:rPr>
+        <w:t>Recipients:</w:t>
+      </w:r>
+    </w:p>
+    <w:p>
+      <w:pPr>
+        <w:pStyle w:val="ListBullet"/>
+      </w:pPr>
+      <w:r>
+        <w:t>HMRC (Gift Aid claims)</w:t>
+      </w:r>
+    </w:p>
+    <w:p>
+      <w:pPr>
+        <w:pStyle w:val="ListBullet"/>
+      </w:pPr>
+      <w:r>
+        <w:t>Accountants or auditors where applicable</w:t>
+      </w:r>
+    </w:p>
+    <w:p>
+      <w:pPr>
+        <w:pStyle w:val="ListBullet"/>
+      </w:pPr>
+      <w:r>
+        <w:t>Third-party fundraising platforms (JustGiving, Facebook Fundraisers — governed by their own privacy terms)</w:t>
+      </w:r>
+    </w:p>
+    <w:p>
+      <w:r>
+        <w:rPr>
+          <w:b/>
+        </w:rPr>
+        <w:t>Retention period:</w:t>
+      </w:r>
+      <w:r>
+        <w:t xml:space="preserve"> 6 years from the end of the relevant financial year (HMRC requirement), then securely deleted.</w:t>
+      </w:r>
+    </w:p>
+    <w:p>
+      <w:r>
+        <w:rPr>
+          <w:b/>
+        </w:rPr>
+        <w:t>Security measures:</w:t>
+      </w:r>
+      <w:r>
+        <w:t xml:space="preserve"> Donation records held securely. Third-party platforms used are subject to their own data processing terms. Gift Aid data handled in line with HMRC guidelines.</w:t>
+      </w:r>
+    </w:p>
+    <w:p>
+      <w:r>
+        <w:rPr>
+          <w:i/>
+        </w:rPr>
+        <w:t>________________________________________</w:t>
+      </w:r>
+    </w:p>
+    <w:p>
+      <w:pPr>
+        <w:pStyle w:val="Heading2"/>
+      </w:pPr>
+      <w:r>
+        <w:t>Processing Activity 6: Cat Welfare and Veterinary Coordination</w:t>
+      </w:r>
+    </w:p>
+    <w:p>
+      <w:r>
+        <w:rPr>
+          <w:b/>
+        </w:rPr>
+        <w:t>Purpose:</w:t>
+      </w:r>
+      <w:r>
+        <w:t xml:space="preserve"> Coordinate veterinary care, transport, and welfare management for cats in Forgotten Felines' care.</w:t>
+      </w:r>
+    </w:p>
+    <w:p>
+      <w:r>
+        <w:rPr>
+          <w:b/>
+        </w:rPr>
+        <w:t>Data subjects:</w:t>
+      </w:r>
+      <w:r>
+        <w:t xml:space="preserve"> Volunteers, fosterers, and veterinary contacts involved in cat care.</w:t>
+      </w:r>
+    </w:p>
+    <w:p>
+      <w:r>
+        <w:rPr>
+          <w:b/>
+        </w:rPr>
+        <w:t>Categories of personal data:</w:t>
+      </w:r>
+    </w:p>
+    <w:p>
+      <w:pPr>
+        <w:pStyle w:val="ListBullet"/>
+      </w:pPr>
+      <w:r>
+        <w:t>Contact details of fosterers, transport volunteers, and vet staff</w:t>
+      </w:r>
+    </w:p>
+    <w:p>
+      <w:pPr>
+        <w:pStyle w:val="ListBullet"/>
+      </w:pPr>
+      <w:r>
+        <w:t>Communications related to individual cat welfare cases</w:t>
+      </w:r>
+    </w:p>
+    <w:p>
+      <w:pPr>
+        <w:pStyle w:val="ListBullet"/>
+      </w:pPr>
+      <w:r>
+        <w:t>Vet records and clinical correspondence (relating to cats, not people — but may contain incidental personal data of carers)</w:t>
+      </w:r>
+    </w:p>
+    <w:p>
+      <w:r>
+        <w:rPr>
+          <w:b/>
+        </w:rPr>
+        <w:t>Lawful basis (UK GDPR Article 6):</w:t>
+      </w:r>
+    </w:p>
+    <w:p>
+      <w:pPr>
+        <w:pStyle w:val="ListBullet"/>
+      </w:pPr>
+      <w:r>
+        <w:t xml:space="preserve">Article 6(1)(f) — </w:t>
+      </w:r>
+      <w:r>
+        <w:rPr>
+          <w:i/>
+        </w:rPr>
+        <w:t>Legitimate interests</w:t>
+      </w:r>
+      <w:r>
+        <w:t>: protecting animal welfare and coordinating rescue operations.</w:t>
+      </w:r>
+    </w:p>
+    <w:p>
+      <w:r>
+        <w:rPr>
+          <w:b/>
+        </w:rPr>
+        <w:t>Recipients:</w:t>
+      </w:r>
+    </w:p>
+    <w:p>
+      <w:pPr>
+        <w:pStyle w:val="ListBullet"/>
+      </w:pPr>
+      <w:r>
+        <w:t>Veterinary practices</w:t>
+      </w:r>
+    </w:p>
+    <w:p>
+      <w:pPr>
+        <w:pStyle w:val="ListBullet"/>
+      </w:pPr>
+      <w:r>
+        <w:t>Fosterers and transport volunteers involved in the case</w:t>
+      </w:r>
+    </w:p>
+    <w:p>
+      <w:pPr>
+        <w:pStyle w:val="ListBullet"/>
+      </w:pPr>
+      <w:r>
+        <w:t>Trustees coordinating care</w:t>
+      </w:r>
+    </w:p>
+    <w:p>
+      <w:r>
+        <w:rPr>
+          <w:b/>
+        </w:rPr>
+        <w:t>Retention period:</w:t>
+      </w:r>
+      <w:r>
+        <w:t xml:space="preserve"> Until the cat's case is closed (adopted, transferred, or deceased), then deleted. Vet records may be transferred with the animal.</w:t>
+      </w:r>
+    </w:p>
+    <w:p>
+      <w:r>
+        <w:rPr>
+          <w:b/>
+        </w:rPr>
+        <w:t>Security measures:</w:t>
+      </w:r>
+      <w:r>
+        <w:t xml:space="preserve"> Communications limited to official channels. Shared only with those directly involved in the cat's care.</w:t>
+      </w:r>
+    </w:p>
+    <w:p>
+      <w:r>
+        <w:rPr>
+          <w:i/>
+        </w:rPr>
+        <w:t>________________________________________</w:t>
+      </w:r>
+    </w:p>
+    <w:p>
+      <w:pPr>
+        <w:pStyle w:val="Heading2"/>
+      </w:pPr>
+      <w:r>
+        <w:t>Processing Activity 7: Incident, Complaint, and Safeguarding Records</w:t>
+      </w:r>
+    </w:p>
+    <w:p>
+      <w:r>
+        <w:rPr>
+          <w:b/>
+        </w:rPr>
+        <w:t>Purpose:</w:t>
+      </w:r>
+      <w:r>
+        <w:t xml:space="preserve"> Manage complaints, respond to welfare incidents, and handle any safeguarding concerns in accordance with legal and regulatory obligations.</w:t>
+      </w:r>
+    </w:p>
+    <w:p>
+      <w:r>
+        <w:rPr>
+          <w:b/>
+        </w:rPr>
+        <w:t>Data subjects:</w:t>
+      </w:r>
+      <w:r>
+        <w:t xml:space="preserve"> Any individual involved in an incident or complaint (adopters, volunteers, members of the public, or children where relevant).</w:t>
+      </w:r>
+    </w:p>
+    <w:p>
+      <w:r>
+        <w:rPr>
+          <w:b/>
+        </w:rPr>
+        <w:t>Categories of personal data:</w:t>
+      </w:r>
+    </w:p>
+    <w:p>
+      <w:pPr>
+        <w:pStyle w:val="ListBullet"/>
+      </w:pPr>
+      <w:r>
+        <w:t>Names and contact details of those involved</w:t>
+      </w:r>
+    </w:p>
+    <w:p>
+      <w:pPr>
+        <w:pStyle w:val="ListBullet"/>
+      </w:pPr>
+      <w:r>
+        <w:t>Written records of the incident or complaint</w:t>
+      </w:r>
+    </w:p>
+    <w:p>
+      <w:pPr>
+        <w:pStyle w:val="ListBullet"/>
+      </w:pPr>
+      <w:r>
+        <w:t>Correspondence and outcome notes</w:t>
+      </w:r>
+    </w:p>
+    <w:p>
+      <w:pPr>
+        <w:pStyle w:val="ListBullet"/>
+      </w:pPr>
+      <w:r>
+        <w:t>Safeguarding-relevant information (if applicable)</w:t>
+      </w:r>
+    </w:p>
+    <w:p>
+      <w:r>
+        <w:rPr>
+          <w:b/>
+        </w:rPr>
+        <w:t>Lawful basis (UK GDPR Article 6):</w:t>
+      </w:r>
+    </w:p>
+    <w:p>
+      <w:pPr>
+        <w:pStyle w:val="ListBullet"/>
+      </w:pPr>
+      <w:r>
+        <w:t xml:space="preserve">Article 6(1)(c) — </w:t>
+      </w:r>
+      <w:r>
+        <w:rPr>
+          <w:i/>
+        </w:rPr>
+        <w:t>Legal obligation</w:t>
+      </w:r>
+      <w:r>
+        <w:t>: regulatory and safeguarding reporting requirements.</w:t>
+      </w:r>
+    </w:p>
+    <w:p>
+      <w:pPr>
+        <w:pStyle w:val="ListBullet"/>
+      </w:pPr>
+      <w:r>
+        <w:t xml:space="preserve">Article 6(1)(f) — </w:t>
+      </w:r>
+      <w:r>
+        <w:rPr>
+          <w:i/>
+        </w:rPr>
+        <w:t>Legitimate interests</w:t>
+      </w:r>
+      <w:r>
+        <w:t>: protecting people and animals involved with the charity.</w:t>
+      </w:r>
+    </w:p>
+    <w:p>
+      <w:r>
+        <w:rPr>
+          <w:b/>
+        </w:rPr>
+        <w:t>Special category data (UK GDPR Article 9):</w:t>
+      </w:r>
+      <w:r>
+        <w:t xml:space="preserve"> Where health or safeguarding data is processed, Article 9(2)(g) — </w:t>
+      </w:r>
+      <w:r>
+        <w:rPr>
+          <w:i/>
+        </w:rPr>
+        <w:t>substantial public interest</w:t>
+      </w:r>
+      <w:r>
+        <w:t xml:space="preserve"> — applies. Data is kept to the minimum necessary.</w:t>
+      </w:r>
+    </w:p>
+    <w:p>
+      <w:r>
+        <w:rPr>
+          <w:b/>
+        </w:rPr>
+        <w:t>Recipients:</w:t>
+      </w:r>
+    </w:p>
+    <w:p>
+      <w:pPr>
+        <w:pStyle w:val="ListBullet"/>
+      </w:pPr>
+      <w:r>
+        <w:t>Relevant trustees and the Data Protection Lead</w:t>
+      </w:r>
+    </w:p>
+    <w:p>
+      <w:pPr>
+        <w:pStyle w:val="ListBullet"/>
+      </w:pPr>
+      <w:r>
+        <w:t>Statutory bodies where required (eg Charity Commission, ICO, police, social services)</w:t>
+      </w:r>
+    </w:p>
+    <w:p>
+      <w:r>
+        <w:rPr>
+          <w:b/>
+        </w:rPr>
+        <w:t>Retention period:</w:t>
+      </w:r>
+      <w:r>
+        <w:t xml:space="preserve"> Until the matter is resolved, then reviewed. Special category data deleted promptly once the immediate need is met.</w:t>
+      </w:r>
+    </w:p>
+    <w:p>
+      <w:r>
+        <w:rPr>
+          <w:b/>
+        </w:rPr>
+        <w:t>Security measures:</w:t>
+      </w:r>
+      <w:r>
+        <w:t xml:space="preserve"> Handled through controlled channels. Access strictly limited to those with a direct need. Sensitive matters escalated to more secure communication channels.</w:t>
+      </w:r>
+    </w:p>
+    <w:p>
+      <w:r>
+        <w:rPr>
+          <w:i/>
+        </w:rPr>
+        <w:t>________________________________________</w:t>
+      </w:r>
+    </w:p>
+    <w:p>
+      <w:pPr>
+        <w:pStyle w:val="Heading2"/>
+      </w:pPr>
+      <w:r>
+        <w:t>Processing Activity 8: Public Communications and Social Media</w:t>
+      </w:r>
+    </w:p>
+    <w:p>
+      <w:r>
+        <w:rPr>
+          <w:b/>
+        </w:rPr>
+        <w:t>Purpose:</w:t>
+      </w:r>
+      <w:r>
+        <w:t xml:space="preserve"> Promote the charity, share adoption updates, run fundraising campaigns, and communicate with supporters publicly.</w:t>
+      </w:r>
+    </w:p>
+    <w:p>
+      <w:r>
+        <w:rPr>
+          <w:b/>
+        </w:rPr>
+        <w:t>Data subjects:</w:t>
+      </w:r>
+      <w:r>
+        <w:t xml:space="preserve"> Members of the public, adopters (with consent), and supporters who engage with public content.</w:t>
+      </w:r>
+    </w:p>
+    <w:p>
+      <w:r>
+        <w:rPr>
+          <w:b/>
+        </w:rPr>
+        <w:t>Categories of personal data:</w:t>
+      </w:r>
+    </w:p>
+    <w:p>
+      <w:pPr>
+        <w:pStyle w:val="ListBullet"/>
+      </w:pPr>
+      <w:r>
+        <w:t>Names and images where individuals appear in adoption posts or event content (with consent)</w:t>
+      </w:r>
+    </w:p>
+    <w:p>
+      <w:pPr>
+        <w:pStyle w:val="ListBullet"/>
+      </w:pPr>
+      <w:r>
+        <w:t>Messages and comments received via public channels</w:t>
+      </w:r>
+    </w:p>
+    <w:p>
+      <w:r>
+        <w:rPr>
+          <w:b/>
+        </w:rPr>
+        <w:t>Lawful basis (UK GDPR Article 6):</w:t>
+      </w:r>
+    </w:p>
+    <w:p>
+      <w:pPr>
+        <w:pStyle w:val="ListBullet"/>
+      </w:pPr>
+      <w:r>
+        <w:t xml:space="preserve">Article 6(1)(a) — </w:t>
+      </w:r>
+      <w:r>
+        <w:rPr>
+          <w:i/>
+        </w:rPr>
+        <w:t>Consent</w:t>
+      </w:r>
+      <w:r>
+        <w:t>: for identifiable adoption or event photos shared publicly.</w:t>
+      </w:r>
+    </w:p>
+    <w:p>
+      <w:pPr>
+        <w:pStyle w:val="ListBullet"/>
+      </w:pPr>
+      <w:r>
+        <w:t xml:space="preserve">Article 6(1)(f) — </w:t>
+      </w:r>
+      <w:r>
+        <w:rPr>
+          <w:i/>
+        </w:rPr>
+        <w:t>Legitimate interests</w:t>
+      </w:r>
+      <w:r>
+        <w:t>: charity communications and promotion.</w:t>
+      </w:r>
+    </w:p>
+    <w:p>
+      <w:r>
+        <w:rPr>
+          <w:b/>
+        </w:rPr>
+        <w:t>Recipients:</w:t>
+      </w:r>
+    </w:p>
+    <w:p>
+      <w:pPr>
+        <w:pStyle w:val="ListBullet"/>
+      </w:pPr>
+      <w:r>
+        <w:t>General public (via Facebook, Instagram, and other public channels)</w:t>
+      </w:r>
+    </w:p>
+    <w:p>
+      <w:r>
+        <w:rPr>
+          <w:b/>
+        </w:rPr>
+        <w:t>Retention period:</w:t>
+      </w:r>
+      <w:r>
+        <w:t xml:space="preserve"> Permanent unless a removal request is received and granted.</w:t>
+      </w:r>
+    </w:p>
+    <w:p>
+      <w:r>
+        <w:rPr>
+          <w:b/>
+        </w:rPr>
+        <w:t>Security measures:</w:t>
+      </w:r>
+      <w:r>
+        <w:t xml:space="preserve"> No personal details shared without consent. Photos containing identifiable people require explicit consent before publication. Happy adoption posts require adopter agreement.</w:t>
+      </w:r>
+    </w:p>
+    <w:p>
+      <w:r>
+        <w:rPr>
+          <w:i/>
+        </w:rPr>
+        <w:t>________________________________________</w:t>
+      </w:r>
+    </w:p>
+    <w:p>
+      <w:pPr>
+        <w:pStyle w:val="Heading2"/>
+      </w:pPr>
+      <w:r>
+        <w:t>Document Control</w:t>
       </w:r>
     </w:p>
     <w:tbl>
       <w:tblPr>
-        <w:tblStyle w:val="TableGrid"/>
+        <w:tblStyle w:val="LightGrid-Accent1"/>
         <w:tblW w:type="auto" w:w="0"/>
         <w:tblLook w:firstColumn="1" w:firstRow="1" w:lastColumn="0" w:lastRow="0" w:noHBand="0" w:noVBand="1" w:val="04A0"/>
       </w:tblPr>
       <w:tblGrid>
-        <w:gridCol w:w="2268"/>
-        <w:gridCol w:w="2268"/>
-        <w:gridCol w:w="2268"/>
-        <w:gridCol w:w="2268"/>
+        <w:gridCol w:w="4320"/>
+        <w:gridCol w:w="4320"/>
       </w:tblGrid>
       <w:tr>
         <w:tc>
           <w:tcPr>
-            <w:tcW w:type="dxa" w:w="2268"/>
-            <w:shd w:val="clear" w:color="auto" w:fill="E6F8EF"/>
+            <w:tcW w:type="dxa" w:w="4320"/>
           </w:tcPr>
           <w:p>
-            <w:pPr>
-              <w:spacing w:before="60" w:after="60"/>
-            </w:pPr>
             <w:r>
               <w:rPr>
                 <w:b/>
-                <w:color w:val="037A3A"/>
-                <w:sz w:val="19"/>
               </w:rPr>
-              <w:t>Policy Number</w:t>
+            </w:r>
+            <w:r>
+              <w:rPr>
+                <w:b/>
+              </w:rPr>
+              <w:t>Field</w:t>
             </w:r>
           </w:p>
         </w:tc>
         <w:tc>
           <w:tcPr>
-            <w:tcW w:type="dxa" w:w="2268"/>
-            <w:shd w:val="clear" w:color="auto" w:fill="FFFFFF"/>
+            <w:tcW w:type="dxa" w:w="4320"/>
           </w:tcPr>
           <w:p>
-            <w:pPr>
-              <w:spacing w:before="60" w:after="60"/>
-            </w:pPr>
-            <w:r>
-              <w:rPr>
-                <w:b w:val="0"/>
-                <w:color w:val="111827"/>
-                <w:sz w:val="19"/>
-              </w:rPr>
-              <w:t>FF-DP-006</w:t>
-            </w:r>
-          </w:p>
-        </w:tc>
-        <w:tc>
-          <w:tcPr>
-            <w:tcW w:type="dxa" w:w="2268"/>
-            <w:shd w:val="clear" w:color="auto" w:fill="E6F8EF"/>
-          </w:tcPr>
-          <w:p>
-            <w:pPr>
-              <w:spacing w:before="60" w:after="60"/>
-            </w:pPr>
             <w:r>
               <w:rPr>
                 <w:b/>
-                <w:color w:val="037A3A"/>
-                <w:sz w:val="19"/>
               </w:rPr>
-              <w:t>Category</w:t>
             </w:r>
-          </w:p>
-        </w:tc>
-        <w:tc>
-          <w:tcPr>
-            <w:tcW w:type="dxa" w:w="2268"/>
-            <w:shd w:val="clear" w:color="auto" w:fill="FFFFFF"/>
-          </w:tcPr>
-          <w:p>
-            <w:pPr>
-              <w:spacing w:before="60" w:after="60"/>
-            </w:pPr>
             <w:r>
               <w:rPr>
-                <w:b w:val="0"/>
-                <w:color w:val="111827"/>
-                <w:sz w:val="19"/>
+                <w:b/>
               </w:rPr>
-              <w:t>Data Protection</w:t>
+              <w:t>Detail</w:t>
             </w:r>
           </w:p>
         </w:tc>
@@ -122,77 +1699,23 @@
       <w:tr>
         <w:tc>
           <w:tcPr>
-            <w:tcW w:type="dxa" w:w="2268"/>
-            <w:shd w:val="clear" w:color="auto" w:fill="C2EDD6"/>
+            <w:tcW w:type="dxa" w:w="4320"/>
           </w:tcPr>
           <w:p>
-            <w:pPr>
-              <w:spacing w:before="60" w:after="60"/>
-            </w:pPr>
+            <w:r/>
             <w:r>
-              <w:rPr>
-                <w:b/>
-                <w:color w:val="037A3A"/>
-                <w:sz w:val="19"/>
-              </w:rPr>
-              <w:t>Version</w:t>
+              <w:t>Document title</w:t>
             </w:r>
           </w:p>
         </w:tc>
         <w:tc>
           <w:tcPr>
-            <w:tcW w:type="dxa" w:w="2268"/>
-            <w:shd w:val="clear" w:color="auto" w:fill="FFFFFF"/>
+            <w:tcW w:type="dxa" w:w="4320"/>
           </w:tcPr>
           <w:p>
-            <w:pPr>
-              <w:spacing w:before="60" w:after="60"/>
-            </w:pPr>
+            <w:r/>
             <w:r>
-              <w:rPr>
-                <w:b w:val="0"/>
-                <w:color w:val="111827"/>
-                <w:sz w:val="19"/>
-              </w:rPr>
-              <w:t>1.0</w:t>
-            </w:r>
-          </w:p>
-        </w:tc>
-        <w:tc>
-          <w:tcPr>
-            <w:tcW w:type="dxa" w:w="2268"/>
-            <w:shd w:val="clear" w:color="auto" w:fill="C2EDD6"/>
-          </w:tcPr>
-          <w:p>
-            <w:pPr>
-              <w:spacing w:before="60" w:after="60"/>
-            </w:pPr>
-            <w:r>
-              <w:rPr>
-                <w:b/>
-                <w:color w:val="037A3A"/>
-                <w:sz w:val="19"/>
-              </w:rPr>
-              <w:t>Status</w:t>
-            </w:r>
-          </w:p>
-        </w:tc>
-        <w:tc>
-          <w:tcPr>
-            <w:tcW w:type="dxa" w:w="2268"/>
-            <w:shd w:val="clear" w:color="auto" w:fill="FFFFFF"/>
-          </w:tcPr>
-          <w:p>
-            <w:pPr>
-              <w:spacing w:before="60" w:after="60"/>
-            </w:pPr>
-            <w:r>
-              <w:rPr>
-                <w:b w:val="0"/>
-                <w:color w:val="111827"/>
-                <w:sz w:val="19"/>
-              </w:rPr>
-              <w:t>Active</w:t>
+              <w:t>Record of Processing Activities (ROPA)</w:t>
             </w:r>
           </w:p>
         </w:tc>
@@ -200,77 +1723,23 @@
       <w:tr>
         <w:tc>
           <w:tcPr>
-            <w:tcW w:type="dxa" w:w="2268"/>
-            <w:shd w:val="clear" w:color="auto" w:fill="E6F8EF"/>
+            <w:tcW w:type="dxa" w:w="4320"/>
           </w:tcPr>
           <w:p>
-            <w:pPr>
-              <w:spacing w:before="60" w:after="60"/>
-            </w:pPr>
+            <w:r/>
             <w:r>
-              <w:rPr>
-                <w:b/>
-                <w:color w:val="037A3A"/>
-                <w:sz w:val="19"/>
-              </w:rPr>
-              <w:t>Date Adopted</w:t>
+              <w:t>Version</w:t>
             </w:r>
           </w:p>
         </w:tc>
         <w:tc>
           <w:tcPr>
-            <w:tcW w:type="dxa" w:w="2268"/>
-            <w:shd w:val="clear" w:color="auto" w:fill="FFFFFF"/>
+            <w:tcW w:type="dxa" w:w="4320"/>
           </w:tcPr>
           <w:p>
-            <w:pPr>
-              <w:spacing w:before="60" w:after="60"/>
-            </w:pPr>
+            <w:r/>
             <w:r>
-              <w:rPr>
-                <w:b w:val="0"/>
-                <w:color w:val="111827"/>
-                <w:sz w:val="19"/>
-              </w:rPr>
-              <w:t>[DD Month YYYY]</w:t>
-            </w:r>
-          </w:p>
-        </w:tc>
-        <w:tc>
-          <w:tcPr>
-            <w:tcW w:type="dxa" w:w="2268"/>
-            <w:shd w:val="clear" w:color="auto" w:fill="E6F8EF"/>
-          </w:tcPr>
-          <w:p>
-            <w:pPr>
-              <w:spacing w:before="60" w:after="60"/>
-            </w:pPr>
-            <w:r>
-              <w:rPr>
-                <w:b/>
-                <w:color w:val="037A3A"/>
-                <w:sz w:val="19"/>
-              </w:rPr>
-              <w:t>Next Review Date</w:t>
-            </w:r>
-          </w:p>
-        </w:tc>
-        <w:tc>
-          <w:tcPr>
-            <w:tcW w:type="dxa" w:w="2268"/>
-            <w:shd w:val="clear" w:color="auto" w:fill="FFFFFF"/>
-          </w:tcPr>
-          <w:p>
-            <w:pPr>
-              <w:spacing w:before="60" w:after="60"/>
-            </w:pPr>
-            <w:r>
-              <w:rPr>
-                <w:b w:val="0"/>
-                <w:color w:val="111827"/>
-                <w:sz w:val="19"/>
-              </w:rPr>
-              <w:t>Annually</w:t>
+              <w:t>1.0</w:t>
             </w:r>
           </w:p>
         </w:tc>
@@ -278,2882 +1747,23 @@
       <w:tr>
         <w:tc>
           <w:tcPr>
-            <w:tcW w:type="dxa" w:w="2268"/>
-            <w:shd w:val="clear" w:color="auto" w:fill="C2EDD6"/>
+            <w:tcW w:type="dxa" w:w="4320"/>
           </w:tcPr>
           <w:p>
-            <w:pPr>
-              <w:spacing w:before="60" w:after="60"/>
-            </w:pPr>
+            <w:r/>
             <w:r>
-              <w:rPr>
-                <w:b/>
-                <w:color w:val="037A3A"/>
-                <w:sz w:val="19"/>
-              </w:rPr>
-              <w:t>Approved By</w:t>
+              <w:t>Date</w:t>
             </w:r>
           </w:p>
         </w:tc>
         <w:tc>
           <w:tcPr>
-            <w:tcW w:type="dxa" w:w="2268"/>
-            <w:shd w:val="clear" w:color="auto" w:fill="FFFFFF"/>
+            <w:tcW w:type="dxa" w:w="4320"/>
           </w:tcPr>
           <w:p>
-            <w:pPr>
-              <w:spacing w:before="60" w:after="60"/>
-            </w:pPr>
+            <w:r/>
             <w:r>
-              <w:rPr>
-                <w:b w:val="0"/>
-                <w:color w:val="111827"/>
-                <w:sz w:val="19"/>
-              </w:rPr>
-              <w:t>Trustees</w:t>
-            </w:r>
-          </w:p>
-        </w:tc>
-        <w:tc>
-          <w:tcPr>
-            <w:tcW w:type="dxa" w:w="2268"/>
-            <w:shd w:val="clear" w:color="auto" w:fill="C2EDD6"/>
-          </w:tcPr>
-          <w:p>
-            <w:pPr>
-              <w:spacing w:before="60" w:after="60"/>
-            </w:pPr>
-            <w:r>
-              <w:rPr>
-                <w:b/>
-                <w:color w:val="037A3A"/>
-                <w:sz w:val="19"/>
-              </w:rPr>
-              <w:t>Applies To</w:t>
-            </w:r>
-          </w:p>
-        </w:tc>
-        <w:tc>
-          <w:tcPr>
-            <w:tcW w:type="dxa" w:w="2268"/>
-            <w:shd w:val="clear" w:color="auto" w:fill="FFFFFF"/>
-          </w:tcPr>
-          <w:p>
-            <w:pPr>
-              <w:spacing w:before="60" w:after="60"/>
-            </w:pPr>
-            <w:r>
-              <w:rPr>
-                <w:b w:val="0"/>
-                <w:color w:val="111827"/>
-                <w:sz w:val="19"/>
-              </w:rPr>
-              <w:t>All Volunteers &amp; Trustees</w:t>
-            </w:r>
-          </w:p>
-        </w:tc>
-      </w:tr>
-    </w:tbl>
-    <w:p/>
-    <w:p>
-      <w:pPr>
-        <w:shd w:val="clear" w:color="auto" w:fill="E6F8EF"/>
-        <w:spacing w:before="80" w:after="160"/>
-        <w:pBdr>
-          <w:left w:val="single" w:sz="24" w:space="12" w:color="05A44E"/>
-        </w:pBdr>
-      </w:pPr>
-      <w:r>
-        <w:rPr>
-          <w:i/>
-          <w:color w:val="111827"/>
-          <w:sz w:val="21"/>
-        </w:rPr>
-        <w:t>title: Record of Processing Activities (ROPA) description: Documents all personal data processing activities carried out by Forgotten Felines Cat Rescue, including lawful basis and retention periods, as required under UK GDPR Article 30. author: Sam Mathias (Data Protection Lead) date: 2026-04-12</w:t>
-      </w:r>
-    </w:p>
-    <w:p/>
-    <w:p>
-      <w:pPr>
-        <w:spacing w:before="280" w:after="120"/>
-        <w:pBdr>
-          <w:bottom w:val="single" w:sz="6" w:space="2" w:color="C2EDD6"/>
-        </w:pBdr>
-      </w:pPr>
-      <w:r>
-        <w:rPr>
-          <w:b/>
-          <w:color w:val="FFFFFF"/>
-          <w:sz w:val="20"/>
-          <w:shd w:val="clear" w:color="auto" w:fill="05A44E"/>
-        </w:rPr>
-        <w:t xml:space="preserve"> 1 </w:t>
-      </w:r>
-      <w:r>
-        <w:t xml:space="preserve">  </w:t>
-      </w:r>
-      <w:r>
-        <w:rPr>
-          <w:b/>
-          <w:color w:val="037A3A"/>
-          <w:sz w:val="26"/>
-        </w:rPr>
-        <w:t>Overview</w:t>
-      </w:r>
-    </w:p>
-    <w:p>
-      <w:pPr>
-        <w:spacing w:before="0" w:after="120"/>
-      </w:pPr>
-      <w:r>
-        <w:rPr>
-          <w:sz w:val="22"/>
-        </w:rPr>
-        <w:t xml:space="preserve">This Record of Processing Activities (ROPA) documents all personal data processing activities carried out by Forgotten Felines Cat Rescue as required under </w:t>
-      </w:r>
-      <w:r>
-        <w:rPr>
-          <w:b/>
-          <w:sz w:val="22"/>
-        </w:rPr>
-        <w:t>UK GDPR Article 30</w:t>
-      </w:r>
-      <w:r>
-        <w:rPr>
-          <w:sz w:val="22"/>
-        </w:rPr>
-        <w:t>.</w:t>
-      </w:r>
-    </w:p>
-    <w:p>
-      <w:pPr>
-        <w:spacing w:before="0" w:after="120"/>
-      </w:pPr>
-      <w:r>
-        <w:rPr>
-          <w:sz w:val="22"/>
-        </w:rPr>
-        <w:t>As a data controller, Forgotten Felines must maintain and keep this record up to date. It must be made available to the Information Commissioner's Office (ICO) upon request.</w:t>
-      </w:r>
-    </w:p>
-    <w:p>
-      <w:pPr>
-        <w:spacing w:before="0" w:after="120"/>
-      </w:pPr>
-      <w:r>
-        <w:rPr>
-          <w:b/>
-          <w:sz w:val="22"/>
-        </w:rPr>
-        <w:t>Data Controller:</w:t>
-      </w:r>
-      <w:r>
-        <w:rPr>
-          <w:sz w:val="22"/>
-        </w:rPr>
-        <w:t xml:space="preserve"> Forgotten Felines Cat Rescue   </w:t>
-      </w:r>
-      <w:r>
-        <w:rPr>
-          <w:b/>
-          <w:sz w:val="22"/>
-        </w:rPr>
-        <w:t>Charity Registration:</w:t>
-      </w:r>
-      <w:r>
-        <w:rPr>
-          <w:sz w:val="22"/>
-        </w:rPr>
-        <w:t xml:space="preserve"> 1181190 (England and Wales)   </w:t>
-      </w:r>
-      <w:r>
-        <w:rPr>
-          <w:b/>
-          <w:sz w:val="22"/>
-        </w:rPr>
-        <w:t>Data Protection Lead:</w:t>
-      </w:r>
-      <w:r>
-        <w:rPr>
-          <w:sz w:val="22"/>
-        </w:rPr>
-        <w:t xml:space="preserve"> Sam Mathias   </w:t>
-      </w:r>
-      <w:r>
-        <w:rPr>
-          <w:b/>
-          <w:sz w:val="22"/>
-        </w:rPr>
-        <w:t>Contact:</w:t>
-      </w:r>
-      <w:r>
-        <w:rPr>
-          <w:sz w:val="22"/>
-        </w:rPr>
-        <w:t xml:space="preserve"> Via official trustee channels (email / website / Facebook Page inbox)   </w:t>
-      </w:r>
-      <w:r>
-        <w:rPr>
-          <w:b/>
-          <w:sz w:val="22"/>
-        </w:rPr>
-        <w:t>Last Reviewed:</w:t>
-      </w:r>
-      <w:r>
-        <w:rPr>
-          <w:sz w:val="22"/>
-        </w:rPr>
-        <w:t xml:space="preserve"> April 2026</w:t>
-      </w:r>
-    </w:p>
-    <w:p>
-      <w:pPr>
-        <w:spacing w:before="80" w:after="80"/>
-        <w:pBdr>
-          <w:bottom w:val="single" w:sz="6" w:space="1" w:color="C2EDD6"/>
-        </w:pBdr>
-      </w:pPr>
-    </w:p>
-    <w:p>
-      <w:pPr>
-        <w:spacing w:before="280" w:after="120"/>
-        <w:pBdr>
-          <w:bottom w:val="single" w:sz="6" w:space="2" w:color="C2EDD6"/>
-        </w:pBdr>
-      </w:pPr>
-      <w:r>
-        <w:rPr>
-          <w:b/>
-          <w:color w:val="FFFFFF"/>
-          <w:sz w:val="20"/>
-          <w:shd w:val="clear" w:color="auto" w:fill="05A44E"/>
-        </w:rPr>
-        <w:t xml:space="preserve"> 2 </w:t>
-      </w:r>
-      <w:r>
-        <w:t xml:space="preserve">  </w:t>
-      </w:r>
-      <w:r>
-        <w:rPr>
-          <w:b/>
-          <w:color w:val="037A3A"/>
-          <w:sz w:val="26"/>
-        </w:rPr>
-        <w:t>How to Read This Record</w:t>
-      </w:r>
-    </w:p>
-    <w:p>
-      <w:pPr>
-        <w:spacing w:before="0" w:after="120"/>
-      </w:pPr>
-      <w:r>
-        <w:rPr>
-          <w:sz w:val="22"/>
-        </w:rPr>
-        <w:t>Each section covers one processing activity. For each activity, the record documents:</w:t>
-      </w:r>
-    </w:p>
-    <w:p>
-      <w:pPr>
-        <w:pStyle w:val="ListBullet"/>
-        <w:spacing w:before="0" w:after="60"/>
-      </w:pPr>
-      <w:r>
-        <w:rPr>
-          <w:b/>
-          <w:sz w:val="22"/>
-        </w:rPr>
-        <w:t>Purpose</w:t>
-      </w:r>
-      <w:r>
-        <w:rPr>
-          <w:sz w:val="22"/>
-        </w:rPr>
-        <w:t xml:space="preserve"> — why the data is processed</w:t>
-      </w:r>
-    </w:p>
-    <w:p>
-      <w:pPr>
-        <w:pStyle w:val="ListBullet"/>
-        <w:spacing w:before="0" w:after="60"/>
-      </w:pPr>
-      <w:r>
-        <w:rPr>
-          <w:b/>
-          <w:sz w:val="22"/>
-        </w:rPr>
-        <w:t>Data subjects</w:t>
-      </w:r>
-      <w:r>
-        <w:rPr>
-          <w:sz w:val="22"/>
-        </w:rPr>
-        <w:t xml:space="preserve"> — who the data belongs to</w:t>
-      </w:r>
-    </w:p>
-    <w:p>
-      <w:pPr>
-        <w:pStyle w:val="ListBullet"/>
-        <w:spacing w:before="0" w:after="60"/>
-      </w:pPr>
-      <w:r>
-        <w:rPr>
-          <w:b/>
-          <w:sz w:val="22"/>
-        </w:rPr>
-        <w:t>Categories of data</w:t>
-      </w:r>
-      <w:r>
-        <w:rPr>
-          <w:sz w:val="22"/>
-        </w:rPr>
-        <w:t xml:space="preserve"> — what types of data are held</w:t>
-      </w:r>
-    </w:p>
-    <w:p>
-      <w:pPr>
-        <w:pStyle w:val="ListBullet"/>
-        <w:spacing w:before="0" w:after="60"/>
-      </w:pPr>
-      <w:r>
-        <w:rPr>
-          <w:b/>
-          <w:sz w:val="22"/>
-        </w:rPr>
-        <w:t>Lawful basis</w:t>
-      </w:r>
-      <w:r>
-        <w:rPr>
-          <w:sz w:val="22"/>
-        </w:rPr>
-        <w:t xml:space="preserve"> — the UK GDPR legal ground relied upon</w:t>
-      </w:r>
-    </w:p>
-    <w:p>
-      <w:pPr>
-        <w:pStyle w:val="ListBullet"/>
-        <w:spacing w:before="0" w:after="60"/>
-      </w:pPr>
-      <w:r>
-        <w:rPr>
-          <w:b/>
-          <w:sz w:val="22"/>
-        </w:rPr>
-        <w:t>Recipients</w:t>
-      </w:r>
-      <w:r>
-        <w:rPr>
-          <w:sz w:val="22"/>
-        </w:rPr>
-        <w:t xml:space="preserve"> — who data is shared with</w:t>
-      </w:r>
-    </w:p>
-    <w:p>
-      <w:pPr>
-        <w:pStyle w:val="ListBullet"/>
-        <w:spacing w:before="0" w:after="60"/>
-      </w:pPr>
-      <w:r>
-        <w:rPr>
-          <w:b/>
-          <w:sz w:val="22"/>
-        </w:rPr>
-        <w:t>Retention period</w:t>
-      </w:r>
-      <w:r>
-        <w:rPr>
-          <w:sz w:val="22"/>
-        </w:rPr>
-        <w:t xml:space="preserve"> — how long data is kept (see also: Data Retention Policy)</w:t>
-      </w:r>
-    </w:p>
-    <w:p>
-      <w:pPr>
-        <w:pStyle w:val="ListBullet"/>
-        <w:spacing w:before="0" w:after="60"/>
-      </w:pPr>
-      <w:r>
-        <w:rPr>
-          <w:b/>
-          <w:sz w:val="22"/>
-        </w:rPr>
-        <w:t>Security measures</w:t>
-      </w:r>
-      <w:r>
-        <w:rPr>
-          <w:sz w:val="22"/>
-        </w:rPr>
-        <w:t xml:space="preserve"> — how data is protected</w:t>
-      </w:r>
-    </w:p>
-    <w:p>
-      <w:pPr>
-        <w:spacing w:before="80" w:after="80"/>
-        <w:pBdr>
-          <w:bottom w:val="single" w:sz="6" w:space="1" w:color="C2EDD6"/>
-        </w:pBdr>
-      </w:pPr>
-    </w:p>
-    <w:p>
-      <w:pPr>
-        <w:spacing w:before="280" w:after="120"/>
-        <w:pBdr>
-          <w:bottom w:val="single" w:sz="6" w:space="2" w:color="C2EDD6"/>
-        </w:pBdr>
-      </w:pPr>
-      <w:r>
-        <w:rPr>
-          <w:b/>
-          <w:color w:val="FFFFFF"/>
-          <w:sz w:val="20"/>
-          <w:shd w:val="clear" w:color="auto" w:fill="05A44E"/>
-        </w:rPr>
-        <w:t xml:space="preserve"> 3 </w:t>
-      </w:r>
-      <w:r>
-        <w:t xml:space="preserve">  </w:t>
-      </w:r>
-      <w:r>
-        <w:rPr>
-          <w:b/>
-          <w:color w:val="037A3A"/>
-          <w:sz w:val="26"/>
-        </w:rPr>
-        <w:t>Processing Activity 1: Adoption Applications and Assessments</w:t>
-      </w:r>
-    </w:p>
-    <w:p>
-      <w:pPr>
-        <w:spacing w:before="0" w:after="120"/>
-      </w:pPr>
-      <w:r>
-        <w:rPr>
-          <w:b/>
-          <w:sz w:val="22"/>
-        </w:rPr>
-        <w:t>Purpose:</w:t>
-      </w:r>
-      <w:r>
-        <w:rPr>
-          <w:sz w:val="22"/>
-        </w:rPr>
-        <w:t xml:space="preserve"> Assess the suitability of prospective adopters, manage the adoption process, coordinate cat handovers, and support post-adoption welfare.</w:t>
-      </w:r>
-    </w:p>
-    <w:p>
-      <w:pPr>
-        <w:spacing w:before="0" w:after="120"/>
-      </w:pPr>
-      <w:r>
-        <w:rPr>
-          <w:b/>
-          <w:sz w:val="22"/>
-        </w:rPr>
-        <w:t>Data subjects:</w:t>
-      </w:r>
-      <w:r>
-        <w:rPr>
-          <w:sz w:val="22"/>
-        </w:rPr>
-        <w:t xml:space="preserve"> Prospective adopters and approved adopters.</w:t>
-      </w:r>
-    </w:p>
-    <w:p>
-      <w:pPr>
-        <w:spacing w:before="0" w:after="120"/>
-      </w:pPr>
-      <w:r>
-        <w:rPr>
-          <w:b/>
-          <w:sz w:val="22"/>
-        </w:rPr>
-        <w:t>Categories of personal data:</w:t>
-      </w:r>
-    </w:p>
-    <w:p>
-      <w:pPr>
-        <w:pStyle w:val="ListBullet"/>
-        <w:spacing w:before="0" w:after="60"/>
-      </w:pPr>
-      <w:r>
-        <w:rPr>
-          <w:sz w:val="22"/>
-        </w:rPr>
-        <w:t>Name, address, phone number, email address</w:t>
-      </w:r>
-    </w:p>
-    <w:p>
-      <w:pPr>
-        <w:pStyle w:val="ListBullet"/>
-        <w:spacing w:before="0" w:after="60"/>
-      </w:pPr>
-      <w:r>
-        <w:rPr>
-          <w:sz w:val="22"/>
-        </w:rPr>
-        <w:t>Household and lifestyle details provided in application forms</w:t>
-      </w:r>
-    </w:p>
-    <w:p>
-      <w:pPr>
-        <w:pStyle w:val="ListBullet"/>
-        <w:spacing w:before="0" w:after="60"/>
-      </w:pPr>
-      <w:r>
-        <w:rPr>
-          <w:sz w:val="22"/>
-        </w:rPr>
-        <w:t>Home check notes and suitability assessments</w:t>
-      </w:r>
-    </w:p>
-    <w:p>
-      <w:pPr>
-        <w:pStyle w:val="ListBullet"/>
-        <w:spacing w:before="0" w:after="60"/>
-      </w:pPr>
-      <w:r>
-        <w:rPr>
-          <w:sz w:val="22"/>
-        </w:rPr>
-        <w:t>Communications (messages, notes, decisions)</w:t>
-      </w:r>
-    </w:p>
-    <w:p>
-      <w:pPr>
-        <w:pStyle w:val="ListBullet"/>
-        <w:spacing w:before="0" w:after="60"/>
-      </w:pPr>
-      <w:r>
-        <w:rPr>
-          <w:sz w:val="22"/>
-        </w:rPr>
-        <w:t>Photos/videos provided by adopters (where submitted)</w:t>
-      </w:r>
-    </w:p>
-    <w:p>
-      <w:pPr>
-        <w:pStyle w:val="ListBullet"/>
-        <w:spacing w:before="0" w:after="60"/>
-      </w:pPr>
-      <w:r>
-        <w:rPr>
-          <w:sz w:val="22"/>
-        </w:rPr>
-        <w:t>Limited sensitive data where relevant to animal welfare (eg information about children or other pets)</w:t>
-      </w:r>
-    </w:p>
-    <w:p>
-      <w:pPr>
-        <w:spacing w:before="0" w:after="120"/>
-      </w:pPr>
-      <w:r>
-        <w:rPr>
-          <w:b/>
-          <w:sz w:val="22"/>
-        </w:rPr>
-        <w:t>Lawful basis (UK GDPR Article 6):</w:t>
-      </w:r>
-    </w:p>
-    <w:p>
-      <w:pPr>
-        <w:pStyle w:val="ListBullet"/>
-        <w:spacing w:before="0" w:after="60"/>
-      </w:pPr>
-      <w:r>
-        <w:rPr>
-          <w:sz w:val="22"/>
-        </w:rPr>
-        <w:t xml:space="preserve">Article 6(1)(b) — </w:t>
-      </w:r>
-      <w:r>
-        <w:rPr>
-          <w:i/>
-          <w:sz w:val="22"/>
-        </w:rPr>
-        <w:t>Contract</w:t>
-      </w:r>
-      <w:r>
-        <w:rPr>
-          <w:sz w:val="22"/>
-        </w:rPr>
-        <w:t>: processing necessary for steps taken at the data subject's request prior to entering into an adoption arrangement.</w:t>
-      </w:r>
-    </w:p>
-    <w:p>
-      <w:pPr>
-        <w:pStyle w:val="ListBullet"/>
-        <w:spacing w:before="0" w:after="60"/>
-      </w:pPr>
-      <w:r>
-        <w:rPr>
-          <w:sz w:val="22"/>
-        </w:rPr>
-        <w:t xml:space="preserve">Article 6(1)(f) — </w:t>
-      </w:r>
-      <w:r>
-        <w:rPr>
-          <w:i/>
-          <w:sz w:val="22"/>
-        </w:rPr>
-        <w:t>Legitimate interests</w:t>
-      </w:r>
-      <w:r>
-        <w:rPr>
-          <w:sz w:val="22"/>
-        </w:rPr>
-        <w:t>: ensuring safe and responsible cat rehoming.</w:t>
-      </w:r>
-    </w:p>
-    <w:p>
-      <w:pPr>
-        <w:spacing w:before="0" w:after="120"/>
-      </w:pPr>
-      <w:r>
-        <w:rPr>
-          <w:b/>
-          <w:sz w:val="22"/>
-        </w:rPr>
-        <w:t>Special category data (UK GDPR Article 9):</w:t>
-      </w:r>
-      <w:r>
-        <w:rPr>
-          <w:sz w:val="22"/>
-        </w:rPr>
-        <w:t xml:space="preserve"> Where household information touches on health or family circumstance, Article 9(2)(g) — </w:t>
-      </w:r>
-      <w:r>
-        <w:rPr>
-          <w:i/>
-          <w:sz w:val="22"/>
-        </w:rPr>
-        <w:t>substantial public interest</w:t>
-      </w:r>
-      <w:r>
-        <w:rPr>
-          <w:sz w:val="22"/>
-        </w:rPr>
-        <w:t xml:space="preserve"> (animal welfare) — is applied proportionately.</w:t>
-      </w:r>
-    </w:p>
-    <w:p>
-      <w:pPr>
-        <w:spacing w:before="0" w:after="120"/>
-      </w:pPr>
-      <w:r>
-        <w:rPr>
-          <w:b/>
-          <w:sz w:val="22"/>
-        </w:rPr>
-        <w:t>Recipients:</w:t>
-      </w:r>
-    </w:p>
-    <w:p>
-      <w:pPr>
-        <w:pStyle w:val="ListBullet"/>
-        <w:spacing w:before="0" w:after="60"/>
-      </w:pPr>
-      <w:r>
-        <w:rPr>
-          <w:sz w:val="22"/>
-        </w:rPr>
-        <w:t>Trustees and coordinators involved in the assessment (need-to-know basis)</w:t>
-      </w:r>
-    </w:p>
-    <w:p>
-      <w:pPr>
-        <w:pStyle w:val="ListBullet"/>
-        <w:spacing w:before="0" w:after="60"/>
-      </w:pPr>
-      <w:r>
-        <w:rPr>
-          <w:sz w:val="22"/>
-        </w:rPr>
-        <w:t>Fosterer holding the cat (name and phone number only, once adopter approved)</w:t>
-      </w:r>
-    </w:p>
-    <w:p>
-      <w:pPr>
-        <w:pStyle w:val="ListBullet"/>
-        <w:spacing w:before="0" w:after="60"/>
-      </w:pPr>
-      <w:r>
-        <w:rPr>
-          <w:sz w:val="22"/>
-        </w:rPr>
-        <w:t>Veterinary providers where relevant to the placement</w:t>
-      </w:r>
-    </w:p>
-    <w:p>
-      <w:pPr>
-        <w:spacing w:before="0" w:after="120"/>
-      </w:pPr>
-      <w:r>
-        <w:rPr>
-          <w:b/>
-          <w:sz w:val="22"/>
-        </w:rPr>
-        <w:t>Retention period:</w:t>
-      </w:r>
-      <w:r>
-        <w:rPr>
-          <w:sz w:val="22"/>
-        </w:rPr>
-        <w:t xml:space="preserve"> 12 months from the date the adoption is completed, then securely deleted.</w:t>
-      </w:r>
-    </w:p>
-    <w:p>
-      <w:pPr>
-        <w:spacing w:before="0" w:after="120"/>
-      </w:pPr>
-      <w:r>
-        <w:rPr>
-          <w:b/>
-          <w:sz w:val="22"/>
-        </w:rPr>
-        <w:t>Security measures:</w:t>
-      </w:r>
-      <w:r>
-        <w:rPr>
-          <w:sz w:val="22"/>
-        </w:rPr>
-        <w:t xml:space="preserve"> Data held in official trustee channels and approved storage only. Access limited to involved trustees and coordinators. Fosterers must delete adopter contact details after handover unless welfare follow-up is required.</w:t>
-      </w:r>
-    </w:p>
-    <w:p>
-      <w:pPr>
-        <w:spacing w:before="80" w:after="80"/>
-        <w:pBdr>
-          <w:bottom w:val="single" w:sz="6" w:space="1" w:color="C2EDD6"/>
-        </w:pBdr>
-      </w:pPr>
-    </w:p>
-    <w:p>
-      <w:pPr>
-        <w:spacing w:before="280" w:after="120"/>
-        <w:pBdr>
-          <w:bottom w:val="single" w:sz="6" w:space="2" w:color="C2EDD6"/>
-        </w:pBdr>
-      </w:pPr>
-      <w:r>
-        <w:rPr>
-          <w:b/>
-          <w:color w:val="FFFFFF"/>
-          <w:sz w:val="20"/>
-          <w:shd w:val="clear" w:color="auto" w:fill="05A44E"/>
-        </w:rPr>
-        <w:t xml:space="preserve"> 4 </w:t>
-      </w:r>
-      <w:r>
-        <w:t xml:space="preserve">  </w:t>
-      </w:r>
-      <w:r>
-        <w:rPr>
-          <w:b/>
-          <w:color w:val="037A3A"/>
-          <w:sz w:val="26"/>
-        </w:rPr>
-        <w:t>Processing Activity 2: Fostering Arrangements</w:t>
-      </w:r>
-    </w:p>
-    <w:p>
-      <w:pPr>
-        <w:spacing w:before="0" w:after="120"/>
-      </w:pPr>
-      <w:r>
-        <w:rPr>
-          <w:b/>
-          <w:sz w:val="22"/>
-        </w:rPr>
-        <w:t>Purpose:</w:t>
-      </w:r>
-      <w:r>
-        <w:rPr>
-          <w:sz w:val="22"/>
-        </w:rPr>
-        <w:t xml:space="preserve"> Recruit, onboard, and manage fosterers; coordinate cat placements; support fosterer welfare and compliance with Forgotten Felines standards.</w:t>
-      </w:r>
-    </w:p>
-    <w:p>
-      <w:pPr>
-        <w:spacing w:before="0" w:after="120"/>
-      </w:pPr>
-      <w:r>
-        <w:rPr>
-          <w:b/>
-          <w:sz w:val="22"/>
-        </w:rPr>
-        <w:t>Data subjects:</w:t>
-      </w:r>
-      <w:r>
-        <w:rPr>
-          <w:sz w:val="22"/>
-        </w:rPr>
-        <w:t xml:space="preserve"> Current and former fosterers.</w:t>
-      </w:r>
-    </w:p>
-    <w:p>
-      <w:pPr>
-        <w:spacing w:before="0" w:after="120"/>
-      </w:pPr>
-      <w:r>
-        <w:rPr>
-          <w:b/>
-          <w:sz w:val="22"/>
-        </w:rPr>
-        <w:t>Categories of personal data:</w:t>
-      </w:r>
-    </w:p>
-    <w:p>
-      <w:pPr>
-        <w:pStyle w:val="ListBullet"/>
-        <w:spacing w:before="0" w:after="60"/>
-      </w:pPr>
-      <w:r>
-        <w:rPr>
-          <w:sz w:val="22"/>
-        </w:rPr>
-        <w:t>Name, address, phone number, email address</w:t>
-      </w:r>
-    </w:p>
-    <w:p>
-      <w:pPr>
-        <w:pStyle w:val="ListBullet"/>
-        <w:spacing w:before="0" w:after="60"/>
-      </w:pPr>
-      <w:r>
-        <w:rPr>
-          <w:sz w:val="22"/>
-        </w:rPr>
-        <w:t>Onboarding and agreement records</w:t>
-      </w:r>
-    </w:p>
-    <w:p>
-      <w:pPr>
-        <w:pStyle w:val="ListBullet"/>
-        <w:spacing w:before="0" w:after="60"/>
-      </w:pPr>
-      <w:r>
-        <w:rPr>
-          <w:sz w:val="22"/>
-        </w:rPr>
-        <w:t>Home and household details (capacity, experience, other animals)</w:t>
-      </w:r>
-    </w:p>
-    <w:p>
-      <w:pPr>
-        <w:pStyle w:val="ListBullet"/>
-        <w:spacing w:before="0" w:after="60"/>
-      </w:pPr>
-      <w:r>
-        <w:rPr>
-          <w:sz w:val="22"/>
-        </w:rPr>
-        <w:t>Communications and case notes related to cats in their care</w:t>
-      </w:r>
-    </w:p>
-    <w:p>
-      <w:pPr>
-        <w:pStyle w:val="ListBullet"/>
-        <w:spacing w:before="0" w:after="60"/>
-      </w:pPr>
-      <w:r>
-        <w:rPr>
-          <w:sz w:val="22"/>
-        </w:rPr>
-        <w:t>Vet visit and welfare records where fosterer is involved</w:t>
-      </w:r>
-    </w:p>
-    <w:p>
-      <w:pPr>
-        <w:spacing w:before="0" w:after="120"/>
-      </w:pPr>
-      <w:r>
-        <w:rPr>
-          <w:b/>
-          <w:sz w:val="22"/>
-        </w:rPr>
-        <w:t>Lawful basis (UK GDPR Article 6):</w:t>
-      </w:r>
-    </w:p>
-    <w:p>
-      <w:pPr>
-        <w:pStyle w:val="ListBullet"/>
-        <w:spacing w:before="0" w:after="60"/>
-      </w:pPr>
-      <w:r>
-        <w:rPr>
-          <w:sz w:val="22"/>
-        </w:rPr>
-        <w:t xml:space="preserve">Article 6(1)(b) — </w:t>
-      </w:r>
-      <w:r>
-        <w:rPr>
-          <w:i/>
-          <w:sz w:val="22"/>
-        </w:rPr>
-        <w:t>Contract</w:t>
-      </w:r>
-      <w:r>
-        <w:rPr>
-          <w:sz w:val="22"/>
-        </w:rPr>
-        <w:t>: processing necessary for the volunteer fostering arrangement.</w:t>
-      </w:r>
-    </w:p>
-    <w:p>
-      <w:pPr>
-        <w:pStyle w:val="ListBullet"/>
-        <w:spacing w:before="0" w:after="60"/>
-      </w:pPr>
-      <w:r>
-        <w:rPr>
-          <w:sz w:val="22"/>
-        </w:rPr>
-        <w:t xml:space="preserve">Article 6(1)(f) — </w:t>
-      </w:r>
-      <w:r>
-        <w:rPr>
-          <w:i/>
-          <w:sz w:val="22"/>
-        </w:rPr>
-        <w:t>Legitimate interests</w:t>
-      </w:r>
-      <w:r>
-        <w:rPr>
-          <w:sz w:val="22"/>
-        </w:rPr>
-        <w:t>: managing the charity's rescue operations and cat welfare.</w:t>
-      </w:r>
-    </w:p>
-    <w:p>
-      <w:pPr>
-        <w:spacing w:before="0" w:after="120"/>
-      </w:pPr>
-      <w:r>
-        <w:rPr>
-          <w:b/>
-          <w:sz w:val="22"/>
-        </w:rPr>
-        <w:t>Recipients:</w:t>
-      </w:r>
-    </w:p>
-    <w:p>
-      <w:pPr>
-        <w:pStyle w:val="ListBullet"/>
-        <w:spacing w:before="0" w:after="60"/>
-      </w:pPr>
-      <w:r>
-        <w:rPr>
-          <w:sz w:val="22"/>
-        </w:rPr>
-        <w:t>Trustees and coordinators on a need-to-know basis</w:t>
-      </w:r>
-    </w:p>
-    <w:p>
-      <w:pPr>
-        <w:pStyle w:val="ListBullet"/>
-        <w:spacing w:before="0" w:after="60"/>
-      </w:pPr>
-      <w:r>
-        <w:rPr>
-          <w:sz w:val="22"/>
-        </w:rPr>
-        <w:t>Adopters (name and phone number only, for collection coordination)</w:t>
-      </w:r>
-    </w:p>
-    <w:p>
-      <w:pPr>
-        <w:pStyle w:val="ListBullet"/>
-        <w:spacing w:before="0" w:after="60"/>
-      </w:pPr>
-      <w:r>
-        <w:rPr>
-          <w:sz w:val="22"/>
-        </w:rPr>
-        <w:t>Veterinary providers where relevant</w:t>
-      </w:r>
-    </w:p>
-    <w:p>
-      <w:pPr>
-        <w:spacing w:before="0" w:after="120"/>
-      </w:pPr>
-      <w:r>
-        <w:rPr>
-          <w:b/>
-          <w:sz w:val="22"/>
-        </w:rPr>
-        <w:t>Retention period:</w:t>
-      </w:r>
-      <w:r>
-        <w:rPr>
-          <w:sz w:val="22"/>
-        </w:rPr>
-        <w:t xml:space="preserve"> Duration of the fostering relationship plus 12 months after involvement ends, then securely deleted.</w:t>
-      </w:r>
-    </w:p>
-    <w:p>
-      <w:pPr>
-        <w:spacing w:before="0" w:after="120"/>
-      </w:pPr>
-      <w:r>
-        <w:rPr>
-          <w:b/>
-          <w:sz w:val="22"/>
-        </w:rPr>
-        <w:t>Security measures:</w:t>
-      </w:r>
-      <w:r>
-        <w:rPr>
-          <w:sz w:val="22"/>
-        </w:rPr>
-        <w:t xml:space="preserve"> Data held in official channels only. Fosterers are required to handle adopter data in accordance with the GDPR Volunteer Policy and delete it once no longer needed.</w:t>
-      </w:r>
-    </w:p>
-    <w:p>
-      <w:pPr>
-        <w:spacing w:before="80" w:after="80"/>
-        <w:pBdr>
-          <w:bottom w:val="single" w:sz="6" w:space="1" w:color="C2EDD6"/>
-        </w:pBdr>
-      </w:pPr>
-    </w:p>
-    <w:p>
-      <w:pPr>
-        <w:spacing w:before="280" w:after="120"/>
-        <w:pBdr>
-          <w:bottom w:val="single" w:sz="6" w:space="2" w:color="C2EDD6"/>
-        </w:pBdr>
-      </w:pPr>
-      <w:r>
-        <w:rPr>
-          <w:b/>
-          <w:color w:val="FFFFFF"/>
-          <w:sz w:val="20"/>
-          <w:shd w:val="clear" w:color="auto" w:fill="05A44E"/>
-        </w:rPr>
-        <w:t xml:space="preserve"> 5 </w:t>
-      </w:r>
-      <w:r>
-        <w:t xml:space="preserve">  </w:t>
-      </w:r>
-      <w:r>
-        <w:rPr>
-          <w:b/>
-          <w:color w:val="037A3A"/>
-          <w:sz w:val="26"/>
-        </w:rPr>
-        <w:t>Processing Activity 3: Volunteer Management</w:t>
-      </w:r>
-    </w:p>
-    <w:p>
-      <w:pPr>
-        <w:spacing w:before="0" w:after="120"/>
-      </w:pPr>
-      <w:r>
-        <w:rPr>
-          <w:b/>
-          <w:sz w:val="22"/>
-        </w:rPr>
-        <w:t>Purpose:</w:t>
-      </w:r>
-      <w:r>
-        <w:rPr>
-          <w:sz w:val="22"/>
-        </w:rPr>
-        <w:t xml:space="preserve"> Recruit, manage, and coordinate volunteers (including home checkers, transport volunteers, and event helpers); maintain records for operational continuity.</w:t>
-      </w:r>
-    </w:p>
-    <w:p>
-      <w:pPr>
-        <w:spacing w:before="0" w:after="120"/>
-      </w:pPr>
-      <w:r>
-        <w:rPr>
-          <w:b/>
-          <w:sz w:val="22"/>
-        </w:rPr>
-        <w:t>Data subjects:</w:t>
-      </w:r>
-      <w:r>
-        <w:rPr>
-          <w:sz w:val="22"/>
-        </w:rPr>
-        <w:t xml:space="preserve"> Current and former volunteers.</w:t>
-      </w:r>
-    </w:p>
-    <w:p>
-      <w:pPr>
-        <w:spacing w:before="0" w:after="120"/>
-      </w:pPr>
-      <w:r>
-        <w:rPr>
-          <w:b/>
-          <w:sz w:val="22"/>
-        </w:rPr>
-        <w:t>Categories of personal data:</w:t>
-      </w:r>
-    </w:p>
-    <w:p>
-      <w:pPr>
-        <w:pStyle w:val="ListBullet"/>
-        <w:spacing w:before="0" w:after="60"/>
-      </w:pPr>
-      <w:r>
-        <w:rPr>
-          <w:sz w:val="22"/>
-        </w:rPr>
-        <w:t>Name, contact details</w:t>
-      </w:r>
-    </w:p>
-    <w:p>
-      <w:pPr>
-        <w:pStyle w:val="ListBullet"/>
-        <w:spacing w:before="0" w:after="60"/>
-      </w:pPr>
-      <w:r>
-        <w:rPr>
-          <w:sz w:val="22"/>
-        </w:rPr>
-        <w:t>Role and availability information</w:t>
-      </w:r>
-    </w:p>
-    <w:p>
-      <w:pPr>
-        <w:pStyle w:val="ListBullet"/>
-        <w:spacing w:before="0" w:after="60"/>
-      </w:pPr>
-      <w:r>
-        <w:rPr>
-          <w:sz w:val="22"/>
-        </w:rPr>
-        <w:t>Onboarding and agreement records</w:t>
-      </w:r>
-    </w:p>
-    <w:p>
-      <w:pPr>
-        <w:pStyle w:val="ListBullet"/>
-        <w:spacing w:before="0" w:after="60"/>
-      </w:pPr>
-      <w:r>
-        <w:rPr>
-          <w:sz w:val="22"/>
-        </w:rPr>
-        <w:t>Communications and activity records</w:t>
-      </w:r>
-    </w:p>
-    <w:p>
-      <w:pPr>
-        <w:spacing w:before="0" w:after="120"/>
-      </w:pPr>
-      <w:r>
-        <w:rPr>
-          <w:b/>
-          <w:sz w:val="22"/>
-        </w:rPr>
-        <w:t>Lawful basis (UK GDPR Article 6):</w:t>
-      </w:r>
-    </w:p>
-    <w:p>
-      <w:pPr>
-        <w:pStyle w:val="ListBullet"/>
-        <w:spacing w:before="0" w:after="60"/>
-      </w:pPr>
-      <w:r>
-        <w:rPr>
-          <w:sz w:val="22"/>
-        </w:rPr>
-        <w:t xml:space="preserve">Article 6(1)(b) — </w:t>
-      </w:r>
-      <w:r>
-        <w:rPr>
-          <w:i/>
-          <w:sz w:val="22"/>
-        </w:rPr>
-        <w:t>Contract</w:t>
-      </w:r>
-      <w:r>
-        <w:rPr>
-          <w:sz w:val="22"/>
-        </w:rPr>
-        <w:t>: processing necessary for the volunteer arrangement.</w:t>
-      </w:r>
-    </w:p>
-    <w:p>
-      <w:pPr>
-        <w:pStyle w:val="ListBullet"/>
-        <w:spacing w:before="0" w:after="60"/>
-      </w:pPr>
-      <w:r>
-        <w:rPr>
-          <w:sz w:val="22"/>
-        </w:rPr>
-        <w:t xml:space="preserve">Article 6(1)(f) — </w:t>
-      </w:r>
-      <w:r>
-        <w:rPr>
-          <w:i/>
-          <w:sz w:val="22"/>
-        </w:rPr>
-        <w:t>Legitimate interests</w:t>
-      </w:r>
-      <w:r>
-        <w:rPr>
-          <w:sz w:val="22"/>
-        </w:rPr>
-        <w:t>: effective coordination of rescue operations.</w:t>
-      </w:r>
-    </w:p>
-    <w:p>
-      <w:pPr>
-        <w:spacing w:before="0" w:after="120"/>
-      </w:pPr>
-      <w:r>
-        <w:rPr>
-          <w:b/>
-          <w:sz w:val="22"/>
-        </w:rPr>
-        <w:t>Recipients:</w:t>
-      </w:r>
-    </w:p>
-    <w:p>
-      <w:pPr>
-        <w:pStyle w:val="ListBullet"/>
-        <w:spacing w:before="0" w:after="60"/>
-      </w:pPr>
-      <w:r>
-        <w:rPr>
-          <w:sz w:val="22"/>
-        </w:rPr>
-        <w:t>Trustees and coordinators on a need-to-know basis</w:t>
-      </w:r>
-    </w:p>
-    <w:p>
-      <w:pPr>
-        <w:spacing w:before="0" w:after="120"/>
-      </w:pPr>
-      <w:r>
-        <w:rPr>
-          <w:b/>
-          <w:sz w:val="22"/>
-        </w:rPr>
-        <w:t>Retention period:</w:t>
-      </w:r>
-      <w:r>
-        <w:rPr>
-          <w:sz w:val="22"/>
-        </w:rPr>
-        <w:t xml:space="preserve"> Duration of involvement plus 12 months after the volunteer leaves, then securely deleted.</w:t>
-      </w:r>
-    </w:p>
-    <w:p>
-      <w:pPr>
-        <w:spacing w:before="0" w:after="120"/>
-      </w:pPr>
-      <w:r>
-        <w:rPr>
-          <w:b/>
-          <w:sz w:val="22"/>
-        </w:rPr>
-        <w:t>Security measures:</w:t>
-      </w:r>
-      <w:r>
-        <w:rPr>
-          <w:sz w:val="22"/>
-        </w:rPr>
-        <w:t xml:space="preserve"> Held in official trustee systems. Access restricted to those managing volunteer coordination.</w:t>
-      </w:r>
-    </w:p>
-    <w:p>
-      <w:pPr>
-        <w:spacing w:before="80" w:after="80"/>
-        <w:pBdr>
-          <w:bottom w:val="single" w:sz="6" w:space="1" w:color="C2EDD6"/>
-        </w:pBdr>
-      </w:pPr>
-    </w:p>
-    <w:p>
-      <w:pPr>
-        <w:spacing w:before="280" w:after="120"/>
-        <w:pBdr>
-          <w:bottom w:val="single" w:sz="6" w:space="2" w:color="C2EDD6"/>
-        </w:pBdr>
-      </w:pPr>
-      <w:r>
-        <w:rPr>
-          <w:b/>
-          <w:color w:val="FFFFFF"/>
-          <w:sz w:val="20"/>
-          <w:shd w:val="clear" w:color="auto" w:fill="05A44E"/>
-        </w:rPr>
-        <w:t xml:space="preserve"> 6 </w:t>
-      </w:r>
-      <w:r>
-        <w:t xml:space="preserve">  </w:t>
-      </w:r>
-      <w:r>
-        <w:rPr>
-          <w:b/>
-          <w:color w:val="037A3A"/>
-          <w:sz w:val="26"/>
-        </w:rPr>
-        <w:t>Processing Activity 4: Trustee and Governance Records</w:t>
-      </w:r>
-    </w:p>
-    <w:p>
-      <w:pPr>
-        <w:spacing w:before="0" w:after="120"/>
-      </w:pPr>
-      <w:r>
-        <w:rPr>
-          <w:b/>
-          <w:sz w:val="22"/>
-        </w:rPr>
-        <w:t>Purpose:</w:t>
-      </w:r>
-      <w:r>
-        <w:rPr>
-          <w:sz w:val="22"/>
-        </w:rPr>
-        <w:t xml:space="preserve"> Manage trustee responsibilities, maintain Charity Commission compliance, record decisions, and fulfil legal governance obligations.</w:t>
-      </w:r>
-    </w:p>
-    <w:p>
-      <w:pPr>
-        <w:spacing w:before="0" w:after="120"/>
-      </w:pPr>
-      <w:r>
-        <w:rPr>
-          <w:b/>
-          <w:sz w:val="22"/>
-        </w:rPr>
-        <w:t>Data subjects:</w:t>
-      </w:r>
-      <w:r>
-        <w:rPr>
-          <w:sz w:val="22"/>
-        </w:rPr>
-        <w:t xml:space="preserve"> Trustees and committee members.</w:t>
-      </w:r>
-    </w:p>
-    <w:p>
-      <w:pPr>
-        <w:spacing w:before="0" w:after="120"/>
-      </w:pPr>
-      <w:r>
-        <w:rPr>
-          <w:b/>
-          <w:sz w:val="22"/>
-        </w:rPr>
-        <w:t>Categories of personal data:</w:t>
-      </w:r>
-    </w:p>
-    <w:p>
-      <w:pPr>
-        <w:pStyle w:val="ListBullet"/>
-        <w:spacing w:before="0" w:after="60"/>
-      </w:pPr>
-      <w:r>
-        <w:rPr>
-          <w:sz w:val="22"/>
-        </w:rPr>
-        <w:t>Name, contact details</w:t>
-      </w:r>
-    </w:p>
-    <w:p>
-      <w:pPr>
-        <w:pStyle w:val="ListBullet"/>
-        <w:spacing w:before="0" w:after="60"/>
-      </w:pPr>
-      <w:r>
-        <w:rPr>
-          <w:sz w:val="22"/>
-        </w:rPr>
-        <w:t>Role and responsibilities</w:t>
-      </w:r>
-    </w:p>
-    <w:p>
-      <w:pPr>
-        <w:pStyle w:val="ListBullet"/>
-        <w:spacing w:before="0" w:after="60"/>
-      </w:pPr>
-      <w:r>
-        <w:rPr>
-          <w:sz w:val="22"/>
-        </w:rPr>
-        <w:t>Meeting minutes and decisions (where personal data is referenced)</w:t>
-      </w:r>
-    </w:p>
-    <w:p>
-      <w:pPr>
-        <w:pStyle w:val="ListBullet"/>
-        <w:spacing w:before="0" w:after="60"/>
-      </w:pPr>
-      <w:r>
-        <w:rPr>
-          <w:sz w:val="22"/>
-        </w:rPr>
-        <w:t>Charity Commission registration and reporting records</w:t>
-      </w:r>
-    </w:p>
-    <w:p>
-      <w:pPr>
-        <w:spacing w:before="0" w:after="120"/>
-      </w:pPr>
-      <w:r>
-        <w:rPr>
-          <w:b/>
-          <w:sz w:val="22"/>
-        </w:rPr>
-        <w:t>Lawful basis (UK GDPR Article 6):</w:t>
-      </w:r>
-    </w:p>
-    <w:p>
-      <w:pPr>
-        <w:pStyle w:val="ListBullet"/>
-        <w:spacing w:before="0" w:after="60"/>
-      </w:pPr>
-      <w:r>
-        <w:rPr>
-          <w:sz w:val="22"/>
-        </w:rPr>
-        <w:t xml:space="preserve">Article 6(1)(c) — </w:t>
-      </w:r>
-      <w:r>
-        <w:rPr>
-          <w:i/>
-          <w:sz w:val="22"/>
-        </w:rPr>
-        <w:t>Legal obligation</w:t>
-      </w:r>
-      <w:r>
-        <w:rPr>
-          <w:sz w:val="22"/>
-        </w:rPr>
-        <w:t>: Charity Commission registration and governance requirements.</w:t>
-      </w:r>
-    </w:p>
-    <w:p>
-      <w:pPr>
-        <w:pStyle w:val="ListBullet"/>
-        <w:spacing w:before="0" w:after="60"/>
-      </w:pPr>
-      <w:r>
-        <w:rPr>
-          <w:sz w:val="22"/>
-        </w:rPr>
-        <w:t xml:space="preserve">Article 6(1)(f) — </w:t>
-      </w:r>
-      <w:r>
-        <w:rPr>
-          <w:i/>
-          <w:sz w:val="22"/>
-        </w:rPr>
-        <w:t>Legitimate interests</w:t>
-      </w:r>
-      <w:r>
-        <w:rPr>
-          <w:sz w:val="22"/>
-        </w:rPr>
-        <w:t>: effective charity governance.</w:t>
-      </w:r>
-    </w:p>
-    <w:p>
-      <w:pPr>
-        <w:spacing w:before="0" w:after="120"/>
-      </w:pPr>
-      <w:r>
-        <w:rPr>
-          <w:b/>
-          <w:sz w:val="22"/>
-        </w:rPr>
-        <w:t>Recipients:</w:t>
-      </w:r>
-    </w:p>
-    <w:p>
-      <w:pPr>
-        <w:pStyle w:val="ListBullet"/>
-        <w:spacing w:before="0" w:after="60"/>
-      </w:pPr>
-      <w:r>
-        <w:rPr>
-          <w:sz w:val="22"/>
-        </w:rPr>
-        <w:t>Charity Commission (statutory reporting)</w:t>
-      </w:r>
-    </w:p>
-    <w:p>
-      <w:pPr>
-        <w:pStyle w:val="ListBullet"/>
-        <w:spacing w:before="0" w:after="60"/>
-      </w:pPr>
-      <w:r>
-        <w:rPr>
-          <w:sz w:val="22"/>
-        </w:rPr>
-        <w:t>ICO (where required)</w:t>
-      </w:r>
-    </w:p>
-    <w:p>
-      <w:pPr>
-        <w:pStyle w:val="ListBullet"/>
-        <w:spacing w:before="0" w:after="60"/>
-      </w:pPr>
-      <w:r>
-        <w:rPr>
-          <w:sz w:val="22"/>
-        </w:rPr>
-        <w:t>Trustees on a need-to-know basis</w:t>
-      </w:r>
-    </w:p>
-    <w:p>
-      <w:pPr>
-        <w:spacing w:before="0" w:after="120"/>
-      </w:pPr>
-      <w:r>
-        <w:rPr>
-          <w:b/>
-          <w:sz w:val="22"/>
-        </w:rPr>
-        <w:t>Retention period:</w:t>
-      </w:r>
-      <w:r>
-        <w:rPr>
-          <w:sz w:val="22"/>
-        </w:rPr>
-        <w:t xml:space="preserve"> Duration of trustee involvement plus 6 years (statutory governance records), then reviewed.</w:t>
-      </w:r>
-    </w:p>
-    <w:p>
-      <w:pPr>
-        <w:spacing w:before="0" w:after="120"/>
-      </w:pPr>
-      <w:r>
-        <w:rPr>
-          <w:b/>
-          <w:sz w:val="22"/>
-        </w:rPr>
-        <w:t>Security measures:</w:t>
-      </w:r>
-      <w:r>
-        <w:rPr>
-          <w:sz w:val="22"/>
-        </w:rPr>
-        <w:t xml:space="preserve"> Held in official trustee systems. Shared only with relevant parties as required by law or governance need.</w:t>
-      </w:r>
-    </w:p>
-    <w:p>
-      <w:pPr>
-        <w:spacing w:before="80" w:after="80"/>
-        <w:pBdr>
-          <w:bottom w:val="single" w:sz="6" w:space="1" w:color="C2EDD6"/>
-        </w:pBdr>
-      </w:pPr>
-    </w:p>
-    <w:p>
-      <w:pPr>
-        <w:spacing w:before="280" w:after="120"/>
-        <w:pBdr>
-          <w:bottom w:val="single" w:sz="6" w:space="2" w:color="C2EDD6"/>
-        </w:pBdr>
-      </w:pPr>
-      <w:r>
-        <w:rPr>
-          <w:b/>
-          <w:color w:val="FFFFFF"/>
-          <w:sz w:val="20"/>
-          <w:shd w:val="clear" w:color="auto" w:fill="05A44E"/>
-        </w:rPr>
-        <w:t xml:space="preserve"> 7 </w:t>
-      </w:r>
-      <w:r>
-        <w:t xml:space="preserve">  </w:t>
-      </w:r>
-      <w:r>
-        <w:rPr>
-          <w:b/>
-          <w:color w:val="037A3A"/>
-          <w:sz w:val="26"/>
-        </w:rPr>
-        <w:t>Processing Activity 5: Fundraising and Donation Records</w:t>
-      </w:r>
-    </w:p>
-    <w:p>
-      <w:pPr>
-        <w:spacing w:before="0" w:after="120"/>
-      </w:pPr>
-      <w:r>
-        <w:rPr>
-          <w:b/>
-          <w:sz w:val="22"/>
-        </w:rPr>
-        <w:t>Purpose:</w:t>
-      </w:r>
-      <w:r>
-        <w:rPr>
-          <w:sz w:val="22"/>
-        </w:rPr>
-        <w:t xml:space="preserve"> Process donations, manage Gift Aid claims, thank supporters, and meet statutory accounting and audit obligations.</w:t>
-      </w:r>
-    </w:p>
-    <w:p>
-      <w:pPr>
-        <w:spacing w:before="0" w:after="120"/>
-      </w:pPr>
-      <w:r>
-        <w:rPr>
-          <w:b/>
-          <w:sz w:val="22"/>
-        </w:rPr>
-        <w:t>Data subjects:</w:t>
-      </w:r>
-      <w:r>
-        <w:rPr>
-          <w:sz w:val="22"/>
-        </w:rPr>
-        <w:t xml:space="preserve"> Donors and fundraising supporters.</w:t>
-      </w:r>
-    </w:p>
-    <w:p>
-      <w:pPr>
-        <w:spacing w:before="0" w:after="120"/>
-      </w:pPr>
-      <w:r>
-        <w:rPr>
-          <w:b/>
-          <w:sz w:val="22"/>
-        </w:rPr>
-        <w:t>Categories of personal data:</w:t>
-      </w:r>
-    </w:p>
-    <w:p>
-      <w:pPr>
-        <w:pStyle w:val="ListBullet"/>
-        <w:spacing w:before="0" w:after="60"/>
-      </w:pPr>
-      <w:r>
-        <w:rPr>
-          <w:sz w:val="22"/>
-        </w:rPr>
-        <w:t>Name and contact details</w:t>
-      </w:r>
-    </w:p>
-    <w:p>
-      <w:pPr>
-        <w:pStyle w:val="ListBullet"/>
-        <w:spacing w:before="0" w:after="60"/>
-      </w:pPr>
-      <w:r>
-        <w:rPr>
-          <w:sz w:val="22"/>
-        </w:rPr>
-        <w:t>Donation amounts and dates</w:t>
-      </w:r>
-    </w:p>
-    <w:p>
-      <w:pPr>
-        <w:pStyle w:val="ListBullet"/>
-        <w:spacing w:before="0" w:after="60"/>
-      </w:pPr>
-      <w:r>
-        <w:rPr>
-          <w:sz w:val="22"/>
-        </w:rPr>
-        <w:t>Gift Aid declarations and eligibility</w:t>
-      </w:r>
-    </w:p>
-    <w:p>
-      <w:pPr>
-        <w:pStyle w:val="ListBullet"/>
-        <w:spacing w:before="0" w:after="60"/>
-      </w:pPr>
-      <w:r>
-        <w:rPr>
-          <w:sz w:val="22"/>
-        </w:rPr>
-        <w:t>Payment records (processed via third-party platforms; card/bank data not held directly)</w:t>
-      </w:r>
-    </w:p>
-    <w:p>
-      <w:pPr>
-        <w:spacing w:before="0" w:after="120"/>
-      </w:pPr>
-      <w:r>
-        <w:rPr>
-          <w:b/>
-          <w:sz w:val="22"/>
-        </w:rPr>
-        <w:t>Lawful basis (UK GDPR Article 6):</w:t>
-      </w:r>
-    </w:p>
-    <w:p>
-      <w:pPr>
-        <w:pStyle w:val="ListBullet"/>
-        <w:spacing w:before="0" w:after="60"/>
-      </w:pPr>
-      <w:r>
-        <w:rPr>
-          <w:sz w:val="22"/>
-        </w:rPr>
-        <w:t xml:space="preserve">Article 6(1)(c) — </w:t>
-      </w:r>
-      <w:r>
-        <w:rPr>
-          <w:i/>
-          <w:sz w:val="22"/>
-        </w:rPr>
-        <w:t>Legal obligation</w:t>
-      </w:r>
-      <w:r>
-        <w:rPr>
-          <w:sz w:val="22"/>
-        </w:rPr>
-        <w:t>: HMRC Gift Aid and financial record-keeping requirements.</w:t>
-      </w:r>
-    </w:p>
-    <w:p>
-      <w:pPr>
-        <w:pStyle w:val="ListBullet"/>
-        <w:spacing w:before="0" w:after="60"/>
-      </w:pPr>
-      <w:r>
-        <w:rPr>
-          <w:sz w:val="22"/>
-        </w:rPr>
-        <w:t xml:space="preserve">Article 6(1)(f) — </w:t>
-      </w:r>
-      <w:r>
-        <w:rPr>
-          <w:i/>
-          <w:sz w:val="22"/>
-        </w:rPr>
-        <w:t>Legitimate interests</w:t>
-      </w:r>
-      <w:r>
-        <w:rPr>
-          <w:sz w:val="22"/>
-        </w:rPr>
-        <w:t>: managing charitable fundraising sustainably.</w:t>
-      </w:r>
-    </w:p>
-    <w:p>
-      <w:pPr>
-        <w:pStyle w:val="ListBullet"/>
-        <w:spacing w:before="0" w:after="60"/>
-      </w:pPr>
-      <w:r>
-        <w:rPr>
-          <w:sz w:val="22"/>
-        </w:rPr>
-        <w:t xml:space="preserve">Article 6(1)(a) — </w:t>
-      </w:r>
-      <w:r>
-        <w:rPr>
-          <w:i/>
-          <w:sz w:val="22"/>
-        </w:rPr>
-        <w:t>Consent</w:t>
-      </w:r>
-      <w:r>
-        <w:rPr>
-          <w:sz w:val="22"/>
-        </w:rPr>
-        <w:t>: where donors opt in to future communications.</w:t>
-      </w:r>
-    </w:p>
-    <w:p>
-      <w:pPr>
-        <w:spacing w:before="0" w:after="120"/>
-      </w:pPr>
-      <w:r>
-        <w:rPr>
-          <w:b/>
-          <w:sz w:val="22"/>
-        </w:rPr>
-        <w:t>Recipients:</w:t>
-      </w:r>
-    </w:p>
-    <w:p>
-      <w:pPr>
-        <w:pStyle w:val="ListBullet"/>
-        <w:spacing w:before="0" w:after="60"/>
-      </w:pPr>
-      <w:r>
-        <w:rPr>
-          <w:sz w:val="22"/>
-        </w:rPr>
-        <w:t>HMRC (Gift Aid claims)</w:t>
-      </w:r>
-    </w:p>
-    <w:p>
-      <w:pPr>
-        <w:pStyle w:val="ListBullet"/>
-        <w:spacing w:before="0" w:after="60"/>
-      </w:pPr>
-      <w:r>
-        <w:rPr>
-          <w:sz w:val="22"/>
-        </w:rPr>
-        <w:t>Accountants or auditors where applicable</w:t>
-      </w:r>
-    </w:p>
-    <w:p>
-      <w:pPr>
-        <w:pStyle w:val="ListBullet"/>
-        <w:spacing w:before="0" w:after="60"/>
-      </w:pPr>
-      <w:r>
-        <w:rPr>
-          <w:sz w:val="22"/>
-        </w:rPr>
-        <w:t>Third-party fundraising platforms (JustGiving, Facebook Fundraisers — governed by their own privacy terms)</w:t>
-      </w:r>
-    </w:p>
-    <w:p>
-      <w:pPr>
-        <w:spacing w:before="0" w:after="120"/>
-      </w:pPr>
-      <w:r>
-        <w:rPr>
-          <w:b/>
-          <w:sz w:val="22"/>
-        </w:rPr>
-        <w:t>Retention period:</w:t>
-      </w:r>
-      <w:r>
-        <w:rPr>
-          <w:sz w:val="22"/>
-        </w:rPr>
-        <w:t xml:space="preserve"> 6 years from the end of the relevant financial year (HMRC requirement), then securely deleted.</w:t>
-      </w:r>
-    </w:p>
-    <w:p>
-      <w:pPr>
-        <w:spacing w:before="0" w:after="120"/>
-      </w:pPr>
-      <w:r>
-        <w:rPr>
-          <w:b/>
-          <w:sz w:val="22"/>
-        </w:rPr>
-        <w:t>Security measures:</w:t>
-      </w:r>
-      <w:r>
-        <w:rPr>
-          <w:sz w:val="22"/>
-        </w:rPr>
-        <w:t xml:space="preserve"> Donation records held securely. Third-party platforms used are subject to their own data processing terms. Gift Aid data handled in line with HMRC guidelines.</w:t>
-      </w:r>
-    </w:p>
-    <w:p>
-      <w:pPr>
-        <w:spacing w:before="80" w:after="80"/>
-        <w:pBdr>
-          <w:bottom w:val="single" w:sz="6" w:space="1" w:color="C2EDD6"/>
-        </w:pBdr>
-      </w:pPr>
-    </w:p>
-    <w:p>
-      <w:pPr>
-        <w:spacing w:before="280" w:after="120"/>
-        <w:pBdr>
-          <w:bottom w:val="single" w:sz="6" w:space="2" w:color="C2EDD6"/>
-        </w:pBdr>
-      </w:pPr>
-      <w:r>
-        <w:rPr>
-          <w:b/>
-          <w:color w:val="FFFFFF"/>
-          <w:sz w:val="20"/>
-          <w:shd w:val="clear" w:color="auto" w:fill="05A44E"/>
-        </w:rPr>
-        <w:t xml:space="preserve"> 8 </w:t>
-      </w:r>
-      <w:r>
-        <w:t xml:space="preserve">  </w:t>
-      </w:r>
-      <w:r>
-        <w:rPr>
-          <w:b/>
-          <w:color w:val="037A3A"/>
-          <w:sz w:val="26"/>
-        </w:rPr>
-        <w:t>Processing Activity 6: Cat Welfare and Veterinary Coordination</w:t>
-      </w:r>
-    </w:p>
-    <w:p>
-      <w:pPr>
-        <w:spacing w:before="0" w:after="120"/>
-      </w:pPr>
-      <w:r>
-        <w:rPr>
-          <w:b/>
-          <w:sz w:val="22"/>
-        </w:rPr>
-        <w:t>Purpose:</w:t>
-      </w:r>
-      <w:r>
-        <w:rPr>
-          <w:sz w:val="22"/>
-        </w:rPr>
-        <w:t xml:space="preserve"> Coordinate veterinary care, transport, and welfare management for cats in Forgotten Felines' care.</w:t>
-      </w:r>
-    </w:p>
-    <w:p>
-      <w:pPr>
-        <w:spacing w:before="0" w:after="120"/>
-      </w:pPr>
-      <w:r>
-        <w:rPr>
-          <w:b/>
-          <w:sz w:val="22"/>
-        </w:rPr>
-        <w:t>Data subjects:</w:t>
-      </w:r>
-      <w:r>
-        <w:rPr>
-          <w:sz w:val="22"/>
-        </w:rPr>
-        <w:t xml:space="preserve"> Volunteers, fosterers, and veterinary contacts involved in cat care.</w:t>
-      </w:r>
-    </w:p>
-    <w:p>
-      <w:pPr>
-        <w:spacing w:before="0" w:after="120"/>
-      </w:pPr>
-      <w:r>
-        <w:rPr>
-          <w:b/>
-          <w:sz w:val="22"/>
-        </w:rPr>
-        <w:t>Categories of personal data:</w:t>
-      </w:r>
-    </w:p>
-    <w:p>
-      <w:pPr>
-        <w:pStyle w:val="ListBullet"/>
-        <w:spacing w:before="0" w:after="60"/>
-      </w:pPr>
-      <w:r>
-        <w:rPr>
-          <w:sz w:val="22"/>
-        </w:rPr>
-        <w:t>Contact details of fosterers, transport volunteers, and vet staff</w:t>
-      </w:r>
-    </w:p>
-    <w:p>
-      <w:pPr>
-        <w:pStyle w:val="ListBullet"/>
-        <w:spacing w:before="0" w:after="60"/>
-      </w:pPr>
-      <w:r>
-        <w:rPr>
-          <w:sz w:val="22"/>
-        </w:rPr>
-        <w:t>Communications related to individual cat welfare cases</w:t>
-      </w:r>
-    </w:p>
-    <w:p>
-      <w:pPr>
-        <w:pStyle w:val="ListBullet"/>
-        <w:spacing w:before="0" w:after="60"/>
-      </w:pPr>
-      <w:r>
-        <w:rPr>
-          <w:sz w:val="22"/>
-        </w:rPr>
-        <w:t>Vet records and clinical correspondence (relating to cats, not people — but may contain incidental personal data of carers)</w:t>
-      </w:r>
-    </w:p>
-    <w:p>
-      <w:pPr>
-        <w:spacing w:before="0" w:after="120"/>
-      </w:pPr>
-      <w:r>
-        <w:rPr>
-          <w:b/>
-          <w:sz w:val="22"/>
-        </w:rPr>
-        <w:t>Lawful basis (UK GDPR Article 6):</w:t>
-      </w:r>
-    </w:p>
-    <w:p>
-      <w:pPr>
-        <w:pStyle w:val="ListBullet"/>
-        <w:spacing w:before="0" w:after="60"/>
-      </w:pPr>
-      <w:r>
-        <w:rPr>
-          <w:sz w:val="22"/>
-        </w:rPr>
-        <w:t xml:space="preserve">Article 6(1)(f) — </w:t>
-      </w:r>
-      <w:r>
-        <w:rPr>
-          <w:i/>
-          <w:sz w:val="22"/>
-        </w:rPr>
-        <w:t>Legitimate interests</w:t>
-      </w:r>
-      <w:r>
-        <w:rPr>
-          <w:sz w:val="22"/>
-        </w:rPr>
-        <w:t>: protecting animal welfare and coordinating rescue operations.</w:t>
-      </w:r>
-    </w:p>
-    <w:p>
-      <w:pPr>
-        <w:spacing w:before="0" w:after="120"/>
-      </w:pPr>
-      <w:r>
-        <w:rPr>
-          <w:b/>
-          <w:sz w:val="22"/>
-        </w:rPr>
-        <w:t>Recipients:</w:t>
-      </w:r>
-    </w:p>
-    <w:p>
-      <w:pPr>
-        <w:pStyle w:val="ListBullet"/>
-        <w:spacing w:before="0" w:after="60"/>
-      </w:pPr>
-      <w:r>
-        <w:rPr>
-          <w:sz w:val="22"/>
-        </w:rPr>
-        <w:t>Veterinary practices</w:t>
-      </w:r>
-    </w:p>
-    <w:p>
-      <w:pPr>
-        <w:pStyle w:val="ListBullet"/>
-        <w:spacing w:before="0" w:after="60"/>
-      </w:pPr>
-      <w:r>
-        <w:rPr>
-          <w:sz w:val="22"/>
-        </w:rPr>
-        <w:t>Fosterers and transport volunteers involved in the case</w:t>
-      </w:r>
-    </w:p>
-    <w:p>
-      <w:pPr>
-        <w:pStyle w:val="ListBullet"/>
-        <w:spacing w:before="0" w:after="60"/>
-      </w:pPr>
-      <w:r>
-        <w:rPr>
-          <w:sz w:val="22"/>
-        </w:rPr>
-        <w:t>Trustees coordinating care</w:t>
-      </w:r>
-    </w:p>
-    <w:p>
-      <w:pPr>
-        <w:spacing w:before="0" w:after="120"/>
-      </w:pPr>
-      <w:r>
-        <w:rPr>
-          <w:b/>
-          <w:sz w:val="22"/>
-        </w:rPr>
-        <w:t>Retention period:</w:t>
-      </w:r>
-      <w:r>
-        <w:rPr>
-          <w:sz w:val="22"/>
-        </w:rPr>
-        <w:t xml:space="preserve"> Until the cat's case is closed (adopted, transferred, or deceased), then deleted. Vet records may be transferred with the animal.</w:t>
-      </w:r>
-    </w:p>
-    <w:p>
-      <w:pPr>
-        <w:spacing w:before="0" w:after="120"/>
-      </w:pPr>
-      <w:r>
-        <w:rPr>
-          <w:b/>
-          <w:sz w:val="22"/>
-        </w:rPr>
-        <w:t>Security measures:</w:t>
-      </w:r>
-      <w:r>
-        <w:rPr>
-          <w:sz w:val="22"/>
-        </w:rPr>
-        <w:t xml:space="preserve"> Communications limited to official channels. Shared only with those directly involved in the cat's care.</w:t>
-      </w:r>
-    </w:p>
-    <w:p>
-      <w:pPr>
-        <w:spacing w:before="80" w:after="80"/>
-        <w:pBdr>
-          <w:bottom w:val="single" w:sz="6" w:space="1" w:color="C2EDD6"/>
-        </w:pBdr>
-      </w:pPr>
-    </w:p>
-    <w:p>
-      <w:pPr>
-        <w:spacing w:before="280" w:after="120"/>
-        <w:pBdr>
-          <w:bottom w:val="single" w:sz="6" w:space="2" w:color="C2EDD6"/>
-        </w:pBdr>
-      </w:pPr>
-      <w:r>
-        <w:rPr>
-          <w:b/>
-          <w:color w:val="FFFFFF"/>
-          <w:sz w:val="20"/>
-          <w:shd w:val="clear" w:color="auto" w:fill="05A44E"/>
-        </w:rPr>
-        <w:t xml:space="preserve"> 9 </w:t>
-      </w:r>
-      <w:r>
-        <w:t xml:space="preserve">  </w:t>
-      </w:r>
-      <w:r>
-        <w:rPr>
-          <w:b/>
-          <w:color w:val="037A3A"/>
-          <w:sz w:val="26"/>
-        </w:rPr>
-        <w:t>Processing Activity 7: Incident, Complaint, and Safeguarding Records</w:t>
-      </w:r>
-    </w:p>
-    <w:p>
-      <w:pPr>
-        <w:spacing w:before="0" w:after="120"/>
-      </w:pPr>
-      <w:r>
-        <w:rPr>
-          <w:b/>
-          <w:sz w:val="22"/>
-        </w:rPr>
-        <w:t>Purpose:</w:t>
-      </w:r>
-      <w:r>
-        <w:rPr>
-          <w:sz w:val="22"/>
-        </w:rPr>
-        <w:t xml:space="preserve"> Manage complaints, respond to welfare incidents, and handle any safeguarding concerns in accordance with legal and regulatory obligations.</w:t>
-      </w:r>
-    </w:p>
-    <w:p>
-      <w:pPr>
-        <w:spacing w:before="0" w:after="120"/>
-      </w:pPr>
-      <w:r>
-        <w:rPr>
-          <w:b/>
-          <w:sz w:val="22"/>
-        </w:rPr>
-        <w:t>Data subjects:</w:t>
-      </w:r>
-      <w:r>
-        <w:rPr>
-          <w:sz w:val="22"/>
-        </w:rPr>
-        <w:t xml:space="preserve"> Any individual involved in an incident or complaint (adopters, volunteers, members of the public, or children where relevant).</w:t>
-      </w:r>
-    </w:p>
-    <w:p>
-      <w:pPr>
-        <w:spacing w:before="0" w:after="120"/>
-      </w:pPr>
-      <w:r>
-        <w:rPr>
-          <w:b/>
-          <w:sz w:val="22"/>
-        </w:rPr>
-        <w:t>Categories of personal data:</w:t>
-      </w:r>
-    </w:p>
-    <w:p>
-      <w:pPr>
-        <w:pStyle w:val="ListBullet"/>
-        <w:spacing w:before="0" w:after="60"/>
-      </w:pPr>
-      <w:r>
-        <w:rPr>
-          <w:sz w:val="22"/>
-        </w:rPr>
-        <w:t>Names and contact details of those involved</w:t>
-      </w:r>
-    </w:p>
-    <w:p>
-      <w:pPr>
-        <w:pStyle w:val="ListBullet"/>
-        <w:spacing w:before="0" w:after="60"/>
-      </w:pPr>
-      <w:r>
-        <w:rPr>
-          <w:sz w:val="22"/>
-        </w:rPr>
-        <w:t>Written records of the incident or complaint</w:t>
-      </w:r>
-    </w:p>
-    <w:p>
-      <w:pPr>
-        <w:pStyle w:val="ListBullet"/>
-        <w:spacing w:before="0" w:after="60"/>
-      </w:pPr>
-      <w:r>
-        <w:rPr>
-          <w:sz w:val="22"/>
-        </w:rPr>
-        <w:t>Correspondence and outcome notes</w:t>
-      </w:r>
-    </w:p>
-    <w:p>
-      <w:pPr>
-        <w:pStyle w:val="ListBullet"/>
-        <w:spacing w:before="0" w:after="60"/>
-      </w:pPr>
-      <w:r>
-        <w:rPr>
-          <w:sz w:val="22"/>
-        </w:rPr>
-        <w:t>Safeguarding-relevant information (if applicable)</w:t>
-      </w:r>
-    </w:p>
-    <w:p>
-      <w:pPr>
-        <w:spacing w:before="0" w:after="120"/>
-      </w:pPr>
-      <w:r>
-        <w:rPr>
-          <w:b/>
-          <w:sz w:val="22"/>
-        </w:rPr>
-        <w:t>Lawful basis (UK GDPR Article 6):</w:t>
-      </w:r>
-    </w:p>
-    <w:p>
-      <w:pPr>
-        <w:pStyle w:val="ListBullet"/>
-        <w:spacing w:before="0" w:after="60"/>
-      </w:pPr>
-      <w:r>
-        <w:rPr>
-          <w:sz w:val="22"/>
-        </w:rPr>
-        <w:t xml:space="preserve">Article 6(1)(c) — </w:t>
-      </w:r>
-      <w:r>
-        <w:rPr>
-          <w:i/>
-          <w:sz w:val="22"/>
-        </w:rPr>
-        <w:t>Legal obligation</w:t>
-      </w:r>
-      <w:r>
-        <w:rPr>
-          <w:sz w:val="22"/>
-        </w:rPr>
-        <w:t>: regulatory and safeguarding reporting requirements.</w:t>
-      </w:r>
-    </w:p>
-    <w:p>
-      <w:pPr>
-        <w:pStyle w:val="ListBullet"/>
-        <w:spacing w:before="0" w:after="60"/>
-      </w:pPr>
-      <w:r>
-        <w:rPr>
-          <w:sz w:val="22"/>
-        </w:rPr>
-        <w:t xml:space="preserve">Article 6(1)(f) — </w:t>
-      </w:r>
-      <w:r>
-        <w:rPr>
-          <w:i/>
-          <w:sz w:val="22"/>
-        </w:rPr>
-        <w:t>Legitimate interests</w:t>
-      </w:r>
-      <w:r>
-        <w:rPr>
-          <w:sz w:val="22"/>
-        </w:rPr>
-        <w:t>: protecting people and animals involved with the charity.</w:t>
-      </w:r>
-    </w:p>
-    <w:p>
-      <w:pPr>
-        <w:spacing w:before="0" w:after="120"/>
-      </w:pPr>
-      <w:r>
-        <w:rPr>
-          <w:b/>
-          <w:sz w:val="22"/>
-        </w:rPr>
-        <w:t>Special category data (UK GDPR Article 9):</w:t>
-      </w:r>
-      <w:r>
-        <w:rPr>
-          <w:sz w:val="22"/>
-        </w:rPr>
-        <w:t xml:space="preserve"> Where health or safeguarding data is processed, Article 9(2)(g) — </w:t>
-      </w:r>
-      <w:r>
-        <w:rPr>
-          <w:i/>
-          <w:sz w:val="22"/>
-        </w:rPr>
-        <w:t>substantial public interest</w:t>
-      </w:r>
-      <w:r>
-        <w:rPr>
-          <w:sz w:val="22"/>
-        </w:rPr>
-        <w:t xml:space="preserve"> — applies. Data is kept to the minimum necessary.</w:t>
-      </w:r>
-    </w:p>
-    <w:p>
-      <w:pPr>
-        <w:spacing w:before="0" w:after="120"/>
-      </w:pPr>
-      <w:r>
-        <w:rPr>
-          <w:b/>
-          <w:sz w:val="22"/>
-        </w:rPr>
-        <w:t>Recipients:</w:t>
-      </w:r>
-    </w:p>
-    <w:p>
-      <w:pPr>
-        <w:pStyle w:val="ListBullet"/>
-        <w:spacing w:before="0" w:after="60"/>
-      </w:pPr>
-      <w:r>
-        <w:rPr>
-          <w:sz w:val="22"/>
-        </w:rPr>
-        <w:t>Relevant trustees and the Data Protection Lead</w:t>
-      </w:r>
-    </w:p>
-    <w:p>
-      <w:pPr>
-        <w:pStyle w:val="ListBullet"/>
-        <w:spacing w:before="0" w:after="60"/>
-      </w:pPr>
-      <w:r>
-        <w:rPr>
-          <w:sz w:val="22"/>
-        </w:rPr>
-        <w:t>Statutory bodies where required (eg Charity Commission, ICO, police, social services)</w:t>
-      </w:r>
-    </w:p>
-    <w:p>
-      <w:pPr>
-        <w:spacing w:before="0" w:after="120"/>
-      </w:pPr>
-      <w:r>
-        <w:rPr>
-          <w:b/>
-          <w:sz w:val="22"/>
-        </w:rPr>
-        <w:t>Retention period:</w:t>
-      </w:r>
-      <w:r>
-        <w:rPr>
-          <w:sz w:val="22"/>
-        </w:rPr>
-        <w:t xml:space="preserve"> Until the matter is resolved, then reviewed. Special category data deleted promptly once the immediate need is met.</w:t>
-      </w:r>
-    </w:p>
-    <w:p>
-      <w:pPr>
-        <w:spacing w:before="0" w:after="120"/>
-      </w:pPr>
-      <w:r>
-        <w:rPr>
-          <w:b/>
-          <w:sz w:val="22"/>
-        </w:rPr>
-        <w:t>Security measures:</w:t>
-      </w:r>
-      <w:r>
-        <w:rPr>
-          <w:sz w:val="22"/>
-        </w:rPr>
-        <w:t xml:space="preserve"> Handled through controlled channels. Access strictly limited to those with a direct need. Sensitive matters escalated to more secure communication channels.</w:t>
-      </w:r>
-    </w:p>
-    <w:p>
-      <w:pPr>
-        <w:spacing w:before="80" w:after="80"/>
-        <w:pBdr>
-          <w:bottom w:val="single" w:sz="6" w:space="1" w:color="C2EDD6"/>
-        </w:pBdr>
-      </w:pPr>
-    </w:p>
-    <w:p>
-      <w:pPr>
-        <w:spacing w:before="280" w:after="120"/>
-        <w:pBdr>
-          <w:bottom w:val="single" w:sz="6" w:space="2" w:color="C2EDD6"/>
-        </w:pBdr>
-      </w:pPr>
-      <w:r>
-        <w:rPr>
-          <w:b/>
-          <w:color w:val="FFFFFF"/>
-          <w:sz w:val="20"/>
-          <w:shd w:val="clear" w:color="auto" w:fill="05A44E"/>
-        </w:rPr>
-        <w:t xml:space="preserve"> 10 </w:t>
-      </w:r>
-      <w:r>
-        <w:t xml:space="preserve">  </w:t>
-      </w:r>
-      <w:r>
-        <w:rPr>
-          <w:b/>
-          <w:color w:val="037A3A"/>
-          <w:sz w:val="26"/>
-        </w:rPr>
-        <w:t>Processing Activity 8: Public Communications and Social Media</w:t>
-      </w:r>
-    </w:p>
-    <w:p>
-      <w:pPr>
-        <w:spacing w:before="0" w:after="120"/>
-      </w:pPr>
-      <w:r>
-        <w:rPr>
-          <w:b/>
-          <w:sz w:val="22"/>
-        </w:rPr>
-        <w:t>Purpose:</w:t>
-      </w:r>
-      <w:r>
-        <w:rPr>
-          <w:sz w:val="22"/>
-        </w:rPr>
-        <w:t xml:space="preserve"> Promote the charity, share adoption updates, run fundraising campaigns, and communicate with supporters publicly.</w:t>
-      </w:r>
-    </w:p>
-    <w:p>
-      <w:pPr>
-        <w:spacing w:before="0" w:after="120"/>
-      </w:pPr>
-      <w:r>
-        <w:rPr>
-          <w:b/>
-          <w:sz w:val="22"/>
-        </w:rPr>
-        <w:t>Data subjects:</w:t>
-      </w:r>
-      <w:r>
-        <w:rPr>
-          <w:sz w:val="22"/>
-        </w:rPr>
-        <w:t xml:space="preserve"> Members of the public, adopters (with consent), and supporters who engage with public content.</w:t>
-      </w:r>
-    </w:p>
-    <w:p>
-      <w:pPr>
-        <w:spacing w:before="0" w:after="120"/>
-      </w:pPr>
-      <w:r>
-        <w:rPr>
-          <w:b/>
-          <w:sz w:val="22"/>
-        </w:rPr>
-        <w:t>Categories of personal data:</w:t>
-      </w:r>
-    </w:p>
-    <w:p>
-      <w:pPr>
-        <w:pStyle w:val="ListBullet"/>
-        <w:spacing w:before="0" w:after="60"/>
-      </w:pPr>
-      <w:r>
-        <w:rPr>
-          <w:sz w:val="22"/>
-        </w:rPr>
-        <w:t>Names and images where individuals appear in adoption posts or event content (with consent)</w:t>
-      </w:r>
-    </w:p>
-    <w:p>
-      <w:pPr>
-        <w:pStyle w:val="ListBullet"/>
-        <w:spacing w:before="0" w:after="60"/>
-      </w:pPr>
-      <w:r>
-        <w:rPr>
-          <w:sz w:val="22"/>
-        </w:rPr>
-        <w:t>Messages and comments received via public channels</w:t>
-      </w:r>
-    </w:p>
-    <w:p>
-      <w:pPr>
-        <w:spacing w:before="0" w:after="120"/>
-      </w:pPr>
-      <w:r>
-        <w:rPr>
-          <w:b/>
-          <w:sz w:val="22"/>
-        </w:rPr>
-        <w:t>Lawful basis (UK GDPR Article 6):</w:t>
-      </w:r>
-    </w:p>
-    <w:p>
-      <w:pPr>
-        <w:pStyle w:val="ListBullet"/>
-        <w:spacing w:before="0" w:after="60"/>
-      </w:pPr>
-      <w:r>
-        <w:rPr>
-          <w:sz w:val="22"/>
-        </w:rPr>
-        <w:t xml:space="preserve">Article 6(1)(a) — </w:t>
-      </w:r>
-      <w:r>
-        <w:rPr>
-          <w:i/>
-          <w:sz w:val="22"/>
-        </w:rPr>
-        <w:t>Consent</w:t>
-      </w:r>
-      <w:r>
-        <w:rPr>
-          <w:sz w:val="22"/>
-        </w:rPr>
-        <w:t>: for identifiable adoption or event photos shared publicly.</w:t>
-      </w:r>
-    </w:p>
-    <w:p>
-      <w:pPr>
-        <w:pStyle w:val="ListBullet"/>
-        <w:spacing w:before="0" w:after="60"/>
-      </w:pPr>
-      <w:r>
-        <w:rPr>
-          <w:sz w:val="22"/>
-        </w:rPr>
-        <w:t xml:space="preserve">Article 6(1)(f) — </w:t>
-      </w:r>
-      <w:r>
-        <w:rPr>
-          <w:i/>
-          <w:sz w:val="22"/>
-        </w:rPr>
-        <w:t>Legitimate interests</w:t>
-      </w:r>
-      <w:r>
-        <w:rPr>
-          <w:sz w:val="22"/>
-        </w:rPr>
-        <w:t>: charity communications and promotion.</w:t>
-      </w:r>
-    </w:p>
-    <w:p>
-      <w:pPr>
-        <w:spacing w:before="0" w:after="120"/>
-      </w:pPr>
-      <w:r>
-        <w:rPr>
-          <w:b/>
-          <w:sz w:val="22"/>
-        </w:rPr>
-        <w:t>Recipients:</w:t>
-      </w:r>
-    </w:p>
-    <w:p>
-      <w:pPr>
-        <w:pStyle w:val="ListBullet"/>
-        <w:spacing w:before="0" w:after="60"/>
-      </w:pPr>
-      <w:r>
-        <w:rPr>
-          <w:sz w:val="22"/>
-        </w:rPr>
-        <w:t>General public (via Facebook, Instagram, and other public channels)</w:t>
-      </w:r>
-    </w:p>
-    <w:p>
-      <w:pPr>
-        <w:spacing w:before="0" w:after="120"/>
-      </w:pPr>
-      <w:r>
-        <w:rPr>
-          <w:b/>
-          <w:sz w:val="22"/>
-        </w:rPr>
-        <w:t>Retention period:</w:t>
-      </w:r>
-      <w:r>
-        <w:rPr>
-          <w:sz w:val="22"/>
-        </w:rPr>
-        <w:t xml:space="preserve"> Permanent unless a removal request is received and granted.</w:t>
-      </w:r>
-    </w:p>
-    <w:p>
-      <w:pPr>
-        <w:spacing w:before="0" w:after="120"/>
-      </w:pPr>
-      <w:r>
-        <w:rPr>
-          <w:b/>
-          <w:sz w:val="22"/>
-        </w:rPr>
-        <w:t>Security measures:</w:t>
-      </w:r>
-      <w:r>
-        <w:rPr>
-          <w:sz w:val="22"/>
-        </w:rPr>
-        <w:t xml:space="preserve"> No personal details shared without consent. Photos containing identifiable people require explicit consent before publication. Happy adoption posts require adopter agreement.</w:t>
-      </w:r>
-    </w:p>
-    <w:p>
-      <w:pPr>
-        <w:spacing w:before="80" w:after="80"/>
-        <w:pBdr>
-          <w:bottom w:val="single" w:sz="6" w:space="1" w:color="C2EDD6"/>
-        </w:pBdr>
-      </w:pPr>
-    </w:p>
-    <w:p>
-      <w:pPr>
-        <w:spacing w:before="280" w:after="120"/>
-        <w:pBdr>
-          <w:bottom w:val="single" w:sz="6" w:space="2" w:color="C2EDD6"/>
-        </w:pBdr>
-      </w:pPr>
-      <w:r>
-        <w:rPr>
-          <w:b/>
-          <w:color w:val="FFFFFF"/>
-          <w:sz w:val="20"/>
-          <w:shd w:val="clear" w:color="auto" w:fill="05A44E"/>
-        </w:rPr>
-        <w:t xml:space="preserve"> 11 </w:t>
-      </w:r>
-      <w:r>
-        <w:t xml:space="preserve">  </w:t>
-      </w:r>
-      <w:r>
-        <w:rPr>
-          <w:b/>
-          <w:color w:val="037A3A"/>
-          <w:sz w:val="26"/>
-        </w:rPr>
-        <w:t>Document Control</w:t>
-      </w:r>
-    </w:p>
-    <w:p>
-      <w:pPr>
-        <w:spacing w:before="0" w:after="120"/>
-      </w:pPr>
-      <w:r>
-        <w:rPr>
-          <w:sz w:val="22"/>
-        </w:rPr>
-        <w:t>| Field | Detail | |---|---| | Document title | Record of Processing Activities (ROPA) | | Version | 1.0 | | Date | April 2026 | | Owner | Data Protection Lead | | Review frequency | Annually, or when a new processing activity is introduced |</w:t>
-      </w:r>
-    </w:p>
-    <w:p>
-      <w:pPr>
-        <w:spacing w:before="160" w:after="40"/>
-      </w:pPr>
-      <w:r>
-        <w:rPr>
-          <w:b/>
-          <w:color w:val="111827"/>
-          <w:sz w:val="22"/>
-        </w:rPr>
-        <w:t>Related Documents</w:t>
-      </w:r>
-    </w:p>
-    <w:p>
-      <w:pPr>
-        <w:pStyle w:val="ListBullet"/>
-        <w:spacing w:before="0" w:after="60"/>
-      </w:pPr>
-      <w:r>
-        <w:rPr>
-          <w:sz w:val="22"/>
-        </w:rPr>
-        <w:t>[Data Retention Policy](forgotten-felines-data-retention-policy.md)</w:t>
-      </w:r>
-    </w:p>
-    <w:p>
-      <w:pPr>
-        <w:pStyle w:val="ListBullet"/>
-        <w:spacing w:before="0" w:after="60"/>
-      </w:pPr>
-      <w:r>
-        <w:rPr>
-          <w:sz w:val="22"/>
-        </w:rPr>
-        <w:t>[Privacy Notice](forgotten-felines-privacy-notice.md)</w:t>
-      </w:r>
-    </w:p>
-    <w:p>
-      <w:pPr>
-        <w:pStyle w:val="ListBullet"/>
-        <w:spacing w:before="0" w:after="60"/>
-      </w:pPr>
-      <w:r>
-        <w:rPr>
-          <w:sz w:val="22"/>
-        </w:rPr>
-        <w:t>[GDPR Trustee Policy](forgotten-felines-gdpr-trustee-policy.md)</w:t>
-      </w:r>
-    </w:p>
-    <w:p>
-      <w:pPr>
-        <w:pStyle w:val="ListBullet"/>
-        <w:spacing w:before="0" w:after="60"/>
-      </w:pPr>
-      <w:r>
-        <w:rPr>
-          <w:sz w:val="22"/>
-        </w:rPr>
-        <w:t>[GDPR Volunteer Policy](forgotten-felines-gdpr-volunteer-policy.md)</w:t>
-      </w:r>
-    </w:p>
-    <w:p>
-      <w:pPr>
-        <w:pStyle w:val="ListBullet"/>
-        <w:spacing w:before="0" w:after="60"/>
-      </w:pPr>
-      <w:r>
-        <w:rPr>
-          <w:sz w:val="22"/>
-        </w:rPr>
-        <w:t>[Data Breach Response Procedure](forgotten-felines-data-breach-response-procedure.md)</w:t>
-      </w:r>
-    </w:p>
-    <w:p>
-      <w:pPr>
-        <w:spacing w:before="80" w:after="80"/>
-        <w:pBdr>
-          <w:bottom w:val="single" w:sz="6" w:space="1" w:color="C2EDD6"/>
-        </w:pBdr>
-      </w:pPr>
-    </w:p>
-    <w:p>
-      <w:pPr>
-        <w:spacing w:before="280" w:after="120"/>
-        <w:pBdr>
-          <w:bottom w:val="single" w:sz="6" w:space="2" w:color="C2EDD6"/>
-        </w:pBdr>
-      </w:pPr>
-      <w:r>
-        <w:rPr>
-          <w:b/>
-          <w:color w:val="FFFFFF"/>
-          <w:sz w:val="20"/>
-          <w:shd w:val="clear" w:color="auto" w:fill="05A44E"/>
-        </w:rPr>
-        <w:t xml:space="preserve"> 12 </w:t>
-      </w:r>
-      <w:r>
-        <w:t xml:space="preserve">  </w:t>
-      </w:r>
-      <w:r>
-        <w:rPr>
-          <w:b/>
-          <w:color w:val="037A3A"/>
-          <w:sz w:val="26"/>
-        </w:rPr>
-        <w:t>Review &amp; Approval</w:t>
-      </w:r>
-    </w:p>
-    <w:tbl>
-      <w:tblPr>
-        <w:tblStyle w:val="TableGrid"/>
-        <w:tblW w:type="auto" w:w="0"/>
-        <w:tblLook w:firstColumn="1" w:firstRow="1" w:lastColumn="0" w:lastRow="0" w:noHBand="0" w:noVBand="1" w:val="04A0"/>
-      </w:tblPr>
-      <w:tblGrid>
-        <w:gridCol w:w="2268"/>
-        <w:gridCol w:w="2268"/>
-        <w:gridCol w:w="2268"/>
-        <w:gridCol w:w="2268"/>
-      </w:tblGrid>
-      <w:tr>
-        <w:tc>
-          <w:tcPr>
-            <w:tcW w:type="dxa" w:w="2268"/>
-            <w:shd w:val="clear" w:color="auto" w:fill="05A44E"/>
-          </w:tcPr>
-          <w:p>
-            <w:pPr>
-              <w:spacing w:before="80" w:after="80"/>
-            </w:pPr>
-            <w:r>
-              <w:rPr>
-                <w:b/>
-                <w:color w:val="FFFFFF"/>
-                <w:sz w:val="19"/>
-              </w:rPr>
-              <w:t>Name</w:t>
-            </w:r>
-          </w:p>
-        </w:tc>
-        <w:tc>
-          <w:tcPr>
-            <w:tcW w:type="dxa" w:w="2268"/>
-            <w:shd w:val="clear" w:color="auto" w:fill="05A44E"/>
-          </w:tcPr>
-          <w:p>
-            <w:pPr>
-              <w:spacing w:before="80" w:after="80"/>
-            </w:pPr>
-            <w:r>
-              <w:rPr>
-                <w:b/>
-                <w:color w:val="FFFFFF"/>
-                <w:sz w:val="19"/>
-              </w:rPr>
-              <w:t>Role</w:t>
-            </w:r>
-          </w:p>
-        </w:tc>
-        <w:tc>
-          <w:tcPr>
-            <w:tcW w:type="dxa" w:w="2268"/>
-            <w:shd w:val="clear" w:color="auto" w:fill="05A44E"/>
-          </w:tcPr>
-          <w:p>
-            <w:pPr>
-              <w:spacing w:before="80" w:after="80"/>
-            </w:pPr>
-            <w:r>
-              <w:rPr>
-                <w:b/>
-                <w:color w:val="FFFFFF"/>
-                <w:sz w:val="19"/>
-              </w:rPr>
-              <w:t>Signature</w:t>
-            </w:r>
-          </w:p>
-        </w:tc>
-        <w:tc>
-          <w:tcPr>
-            <w:tcW w:type="dxa" w:w="2268"/>
-            <w:shd w:val="clear" w:color="auto" w:fill="05A44E"/>
-          </w:tcPr>
-          <w:p>
-            <w:pPr>
-              <w:spacing w:before="80" w:after="80"/>
-            </w:pPr>
-            <w:r>
-              <w:rPr>
-                <w:b/>
-                <w:color w:val="FFFFFF"/>
-                <w:sz w:val="19"/>
-              </w:rPr>
-              <w:t>Date</w:t>
+              <w:t>April 2026</w:t>
             </w:r>
           </w:p>
         </w:tc>
@@ -3161,67 +1771,23 @@
       <w:tr>
         <w:tc>
           <w:tcPr>
-            <w:tcW w:type="dxa" w:w="2268"/>
-            <w:shd w:val="clear" w:color="auto" w:fill="FFFFFF"/>
+            <w:tcW w:type="dxa" w:w="4320"/>
           </w:tcPr>
           <w:p>
-            <w:pPr>
-              <w:spacing w:before="320" w:after="320"/>
-            </w:pPr>
+            <w:r/>
             <w:r>
-              <w:rPr>
-                <w:sz w:val="20"/>
-              </w:rPr>
-              <w:t>Bev Hibbert</w:t>
+              <w:t>Owner</w:t>
             </w:r>
           </w:p>
         </w:tc>
         <w:tc>
           <w:tcPr>
-            <w:tcW w:type="dxa" w:w="2268"/>
-            <w:shd w:val="clear" w:color="auto" w:fill="FFFFFF"/>
+            <w:tcW w:type="dxa" w:w="4320"/>
           </w:tcPr>
           <w:p>
-            <w:pPr>
-              <w:spacing w:before="320" w:after="320"/>
-            </w:pPr>
+            <w:r/>
             <w:r>
-              <w:rPr>
-                <w:sz w:val="20"/>
-              </w:rPr>
-              <w:t>Founder</w:t>
-            </w:r>
-          </w:p>
-        </w:tc>
-        <w:tc>
-          <w:tcPr>
-            <w:tcW w:type="dxa" w:w="2268"/>
-            <w:shd w:val="clear" w:color="auto" w:fill="FFFFFF"/>
-          </w:tcPr>
-          <w:p>
-            <w:pPr>
-              <w:spacing w:before="320" w:after="320"/>
-            </w:pPr>
-            <w:r>
-              <w:rPr>
-                <w:sz w:val="20"/>
-              </w:rPr>
-            </w:r>
-          </w:p>
-        </w:tc>
-        <w:tc>
-          <w:tcPr>
-            <w:tcW w:type="dxa" w:w="2268"/>
-            <w:shd w:val="clear" w:color="auto" w:fill="FFFFFF"/>
-          </w:tcPr>
-          <w:p>
-            <w:pPr>
-              <w:spacing w:before="320" w:after="320"/>
-            </w:pPr>
-            <w:r>
-              <w:rPr>
-                <w:sz w:val="20"/>
-              </w:rPr>
+              <w:t>Data Protection Lead</w:t>
             </w:r>
           </w:p>
         </w:tc>
@@ -3229,597 +1795,104 @@
       <w:tr>
         <w:tc>
           <w:tcPr>
-            <w:tcW w:type="dxa" w:w="2268"/>
-            <w:shd w:val="clear" w:color="auto" w:fill="F9FAFB"/>
+            <w:tcW w:type="dxa" w:w="4320"/>
           </w:tcPr>
           <w:p>
-            <w:pPr>
-              <w:spacing w:before="320" w:after="320"/>
-            </w:pPr>
+            <w:r/>
             <w:r>
-              <w:rPr>
-                <w:sz w:val="20"/>
-              </w:rPr>
+              <w:t>Review frequency</w:t>
             </w:r>
           </w:p>
         </w:tc>
         <w:tc>
           <w:tcPr>
-            <w:tcW w:type="dxa" w:w="2268"/>
-            <w:shd w:val="clear" w:color="auto" w:fill="F9FAFB"/>
+            <w:tcW w:type="dxa" w:w="4320"/>
           </w:tcPr>
           <w:p>
-            <w:pPr>
-              <w:spacing w:before="320" w:after="320"/>
-            </w:pPr>
+            <w:r/>
             <w:r>
-              <w:rPr>
-                <w:sz w:val="20"/>
-              </w:rPr>
-              <w:t>Trustee</w:t>
-            </w:r>
-          </w:p>
-        </w:tc>
-        <w:tc>
-          <w:tcPr>
-            <w:tcW w:type="dxa" w:w="2268"/>
-            <w:shd w:val="clear" w:color="auto" w:fill="F9FAFB"/>
-          </w:tcPr>
-          <w:p>
-            <w:pPr>
-              <w:spacing w:before="320" w:after="320"/>
-            </w:pPr>
-            <w:r>
-              <w:rPr>
-                <w:sz w:val="20"/>
-              </w:rPr>
-            </w:r>
-          </w:p>
-        </w:tc>
-        <w:tc>
-          <w:tcPr>
-            <w:tcW w:type="dxa" w:w="2268"/>
-            <w:shd w:val="clear" w:color="auto" w:fill="F9FAFB"/>
-          </w:tcPr>
-          <w:p>
-            <w:pPr>
-              <w:spacing w:before="320" w:after="320"/>
-            </w:pPr>
-            <w:r>
-              <w:rPr>
-                <w:sz w:val="20"/>
-              </w:rPr>
-            </w:r>
-          </w:p>
-        </w:tc>
-      </w:tr>
-      <w:tr>
-        <w:tc>
-          <w:tcPr>
-            <w:tcW w:type="dxa" w:w="2268"/>
-            <w:shd w:val="clear" w:color="auto" w:fill="FFFFFF"/>
-          </w:tcPr>
-          <w:p>
-            <w:pPr>
-              <w:spacing w:before="320" w:after="320"/>
-            </w:pPr>
-            <w:r>
-              <w:rPr>
-                <w:sz w:val="20"/>
-              </w:rPr>
-            </w:r>
-          </w:p>
-        </w:tc>
-        <w:tc>
-          <w:tcPr>
-            <w:tcW w:type="dxa" w:w="2268"/>
-            <w:shd w:val="clear" w:color="auto" w:fill="FFFFFF"/>
-          </w:tcPr>
-          <w:p>
-            <w:pPr>
-              <w:spacing w:before="320" w:after="320"/>
-            </w:pPr>
-            <w:r>
-              <w:rPr>
-                <w:sz w:val="20"/>
-              </w:rPr>
-              <w:t>Trustee</w:t>
-            </w:r>
-          </w:p>
-        </w:tc>
-        <w:tc>
-          <w:tcPr>
-            <w:tcW w:type="dxa" w:w="2268"/>
-            <w:shd w:val="clear" w:color="auto" w:fill="FFFFFF"/>
-          </w:tcPr>
-          <w:p>
-            <w:pPr>
-              <w:spacing w:before="320" w:after="320"/>
-            </w:pPr>
-            <w:r>
-              <w:rPr>
-                <w:sz w:val="20"/>
-              </w:rPr>
-            </w:r>
-          </w:p>
-        </w:tc>
-        <w:tc>
-          <w:tcPr>
-            <w:tcW w:type="dxa" w:w="2268"/>
-            <w:shd w:val="clear" w:color="auto" w:fill="FFFFFF"/>
-          </w:tcPr>
-          <w:p>
-            <w:pPr>
-              <w:spacing w:before="320" w:after="320"/>
-            </w:pPr>
-            <w:r>
-              <w:rPr>
-                <w:sz w:val="20"/>
-              </w:rPr>
+              <w:t>Annually, or when a new processing activity is introduced</w:t>
             </w:r>
           </w:p>
         </w:tc>
       </w:tr>
     </w:tbl>
-    <w:p/>
     <w:p>
       <w:pPr>
-        <w:spacing w:before="280" w:after="120"/>
-        <w:pBdr>
-          <w:bottom w:val="single" w:sz="6" w:space="2" w:color="C2EDD6"/>
-        </w:pBdr>
+        <w:pStyle w:val="Heading3"/>
+      </w:pPr>
+      <w:r>
+        <w:t>Related Documents</w:t>
+      </w:r>
+    </w:p>
+    <w:p>
+      <w:pPr>
+        <w:pStyle w:val="ListBullet"/>
       </w:pPr>
       <w:r>
         <w:rPr>
-          <w:b/>
-          <w:color w:val="FFFFFF"/>
-          <w:sz w:val="20"/>
-          <w:shd w:val="clear" w:color="auto" w:fill="05A44E"/>
+          <w:color w:val="1F4E79"/>
+          <w:u w:val="single"/>
         </w:rPr>
-        <w:t xml:space="preserve"> 13 </w:t>
+        <w:t>Data Retention Policy</w:t>
       </w:r>
-      <w:r>
-        <w:t xml:space="preserve">  </w:t>
-      </w:r>
+    </w:p>
+    <w:p>
+      <w:pPr>
+        <w:pStyle w:val="ListBullet"/>
+      </w:pPr>
       <w:r>
         <w:rPr>
-          <w:b/>
-          <w:color w:val="037A3A"/>
-          <w:sz w:val="26"/>
+          <w:color w:val="1F4E79"/>
+          <w:u w:val="single"/>
         </w:rPr>
-        <w:t>Version History</w:t>
+        <w:t>Privacy Notice</w:t>
       </w:r>
     </w:p>
-    <w:tbl>
-      <w:tblPr>
-        <w:tblStyle w:val="TableGrid"/>
-        <w:tblW w:type="auto" w:w="0"/>
-        <w:tblLook w:firstColumn="1" w:firstRow="1" w:lastColumn="0" w:lastRow="0" w:noHBand="0" w:noVBand="1" w:val="04A0"/>
-      </w:tblPr>
-      <w:tblGrid>
-        <w:gridCol w:w="2268"/>
-        <w:gridCol w:w="2268"/>
-        <w:gridCol w:w="2268"/>
-        <w:gridCol w:w="2268"/>
-      </w:tblGrid>
-      <w:tr>
-        <w:tc>
-          <w:tcPr>
-            <w:tcW w:type="dxa" w:w="2268"/>
-            <w:shd w:val="clear" w:color="auto" w:fill="111827"/>
-          </w:tcPr>
-          <w:p>
-            <w:pPr>
-              <w:spacing w:before="80" w:after="80"/>
-            </w:pPr>
-            <w:r>
-              <w:rPr>
-                <w:b/>
-                <w:color w:val="FFFFFF"/>
-                <w:sz w:val="19"/>
-              </w:rPr>
-              <w:t>Version</w:t>
-            </w:r>
-          </w:p>
-        </w:tc>
-        <w:tc>
-          <w:tcPr>
-            <w:tcW w:type="dxa" w:w="2268"/>
-            <w:shd w:val="clear" w:color="auto" w:fill="111827"/>
-          </w:tcPr>
-          <w:p>
-            <w:pPr>
-              <w:spacing w:before="80" w:after="80"/>
-            </w:pPr>
-            <w:r>
-              <w:rPr>
-                <w:b/>
-                <w:color w:val="FFFFFF"/>
-                <w:sz w:val="19"/>
-              </w:rPr>
-              <w:t>Date</w:t>
-            </w:r>
-          </w:p>
-        </w:tc>
-        <w:tc>
-          <w:tcPr>
-            <w:tcW w:type="dxa" w:w="2268"/>
-            <w:shd w:val="clear" w:color="auto" w:fill="111827"/>
-          </w:tcPr>
-          <w:p>
-            <w:pPr>
-              <w:spacing w:before="80" w:after="80"/>
-            </w:pPr>
-            <w:r>
-              <w:rPr>
-                <w:b/>
-                <w:color w:val="FFFFFF"/>
-                <w:sz w:val="19"/>
-              </w:rPr>
-              <w:t>Author</w:t>
-            </w:r>
-          </w:p>
-        </w:tc>
-        <w:tc>
-          <w:tcPr>
-            <w:tcW w:type="dxa" w:w="2268"/>
-            <w:shd w:val="clear" w:color="auto" w:fill="111827"/>
-          </w:tcPr>
-          <w:p>
-            <w:pPr>
-              <w:spacing w:before="80" w:after="80"/>
-            </w:pPr>
-            <w:r>
-              <w:rPr>
-                <w:b/>
-                <w:color w:val="FFFFFF"/>
-                <w:sz w:val="19"/>
-              </w:rPr>
-              <w:t>Changes</w:t>
-            </w:r>
-          </w:p>
-        </w:tc>
-      </w:tr>
-      <w:tr>
-        <w:tc>
-          <w:tcPr>
-            <w:tcW w:type="dxa" w:w="2268"/>
-            <w:shd w:val="clear" w:color="auto" w:fill="FFFFFF"/>
-          </w:tcPr>
-          <w:p>
-            <w:pPr>
-              <w:spacing w:before="60" w:after="60"/>
-            </w:pPr>
-            <w:r>
-              <w:rPr>
-                <w:sz w:val="20"/>
-              </w:rPr>
-              <w:t>1.0</w:t>
-            </w:r>
-          </w:p>
-        </w:tc>
-        <w:tc>
-          <w:tcPr>
-            <w:tcW w:type="dxa" w:w="2268"/>
-            <w:shd w:val="clear" w:color="auto" w:fill="FFFFFF"/>
-          </w:tcPr>
-          <w:p>
-            <w:pPr>
-              <w:spacing w:before="60" w:after="60"/>
-            </w:pPr>
-            <w:r>
-              <w:rPr>
-                <w:sz w:val="20"/>
-              </w:rPr>
-              <w:t>[DD Month YYYY]</w:t>
-            </w:r>
-          </w:p>
-        </w:tc>
-        <w:tc>
-          <w:tcPr>
-            <w:tcW w:type="dxa" w:w="2268"/>
-            <w:shd w:val="clear" w:color="auto" w:fill="FFFFFF"/>
-          </w:tcPr>
-          <w:p>
-            <w:pPr>
-              <w:spacing w:before="60" w:after="60"/>
-            </w:pPr>
-            <w:r>
-              <w:rPr>
-                <w:sz w:val="20"/>
-              </w:rPr>
-              <w:t>Trustees</w:t>
-            </w:r>
-          </w:p>
-        </w:tc>
-        <w:tc>
-          <w:tcPr>
-            <w:tcW w:type="dxa" w:w="2268"/>
-            <w:shd w:val="clear" w:color="auto" w:fill="FFFFFF"/>
-          </w:tcPr>
-          <w:p>
-            <w:pPr>
-              <w:spacing w:before="60" w:after="60"/>
-            </w:pPr>
-            <w:r>
-              <w:rPr>
-                <w:sz w:val="20"/>
-              </w:rPr>
-              <w:t>Initial version</w:t>
-            </w:r>
-          </w:p>
-        </w:tc>
-      </w:tr>
-      <w:tr>
-        <w:tc>
-          <w:tcPr>
-            <w:tcW w:type="dxa" w:w="2268"/>
-            <w:shd w:val="clear" w:color="auto" w:fill="F9FAFB"/>
-          </w:tcPr>
-          <w:p>
-            <w:pPr>
-              <w:spacing w:before="60" w:after="60"/>
-            </w:pPr>
-            <w:r>
-              <w:rPr>
-                <w:sz w:val="20"/>
-              </w:rPr>
-            </w:r>
-          </w:p>
-        </w:tc>
-        <w:tc>
-          <w:tcPr>
-            <w:tcW w:type="dxa" w:w="2268"/>
-            <w:shd w:val="clear" w:color="auto" w:fill="F9FAFB"/>
-          </w:tcPr>
-          <w:p>
-            <w:pPr>
-              <w:spacing w:before="60" w:after="60"/>
-            </w:pPr>
-            <w:r>
-              <w:rPr>
-                <w:sz w:val="20"/>
-              </w:rPr>
-            </w:r>
-          </w:p>
-        </w:tc>
-        <w:tc>
-          <w:tcPr>
-            <w:tcW w:type="dxa" w:w="2268"/>
-            <w:shd w:val="clear" w:color="auto" w:fill="F9FAFB"/>
-          </w:tcPr>
-          <w:p>
-            <w:pPr>
-              <w:spacing w:before="60" w:after="60"/>
-            </w:pPr>
-            <w:r>
-              <w:rPr>
-                <w:sz w:val="20"/>
-              </w:rPr>
-            </w:r>
-          </w:p>
-        </w:tc>
-        <w:tc>
-          <w:tcPr>
-            <w:tcW w:type="dxa" w:w="2268"/>
-            <w:shd w:val="clear" w:color="auto" w:fill="F9FAFB"/>
-          </w:tcPr>
-          <w:p>
-            <w:pPr>
-              <w:spacing w:before="60" w:after="60"/>
-            </w:pPr>
-            <w:r>
-              <w:rPr>
-                <w:sz w:val="20"/>
-              </w:rPr>
-            </w:r>
-          </w:p>
-        </w:tc>
-      </w:tr>
-    </w:tbl>
+    <w:p>
+      <w:pPr>
+        <w:pStyle w:val="ListBullet"/>
+      </w:pPr>
+      <w:r>
+        <w:rPr>
+          <w:color w:val="1F4E79"/>
+          <w:u w:val="single"/>
+        </w:rPr>
+        <w:t>GDPR Trustee Policy</w:t>
+      </w:r>
+    </w:p>
+    <w:p>
+      <w:pPr>
+        <w:pStyle w:val="ListBullet"/>
+      </w:pPr>
+      <w:r>
+        <w:rPr>
+          <w:color w:val="1F4E79"/>
+          <w:u w:val="single"/>
+        </w:rPr>
+        <w:t>GDPR Volunteer Policy</w:t>
+      </w:r>
+    </w:p>
+    <w:p>
+      <w:pPr>
+        <w:pStyle w:val="ListBullet"/>
+      </w:pPr>
+      <w:r>
+        <w:rPr>
+          <w:color w:val="1F4E79"/>
+          <w:u w:val="single"/>
+        </w:rPr>
+        <w:t>Data Breach Response Procedure</w:t>
+      </w:r>
+    </w:p>
     <w:sectPr>
-      <w:headerReference w:type="default" r:id="rId9"/>
-      <w:footerReference w:type="default" r:id="rId10"/>
-      <w:pgSz w:w="11906" w:h="16838"/>
-      <w:pgMar w:top="1247" w:right="1417" w:bottom="1134" w:left="1417" w:header="720" w:footer="720" w:gutter="0"/>
+      <w:pgSz w:w="12240" w:h="15840"/>
+      <w:pgMar w:top="1440" w:right="1800" w:bottom="1440" w:left="1800" w:header="720" w:footer="720" w:gutter="0"/>
       <w:cols w:space="720"/>
       <w:docGrid w:linePitch="360"/>
     </w:sectPr>
   </w:body>
 </w:document>
-</file>
-
-<file path=word/footer1.xml><?xml version="1.0" encoding="utf-8"?>
-<w:ftr xmlns:m="http://schemas.openxmlformats.org/officeDocument/2006/math" xmlns:mc="http://schemas.openxmlformats.org/markup-compatibility/2006" xmlns:mo="http://schemas.microsoft.com/office/mac/office/2008/main" xmlns:mv="urn:schemas-microsoft-com:mac:vml" xmlns:o="urn:schemas-microsoft-com:office:office" xmlns:r="http://schemas.openxmlformats.org/officeDocument/2006/relationships" xmlns:v="urn:schemas-microsoft-com:vml" xmlns:w10="urn:schemas-microsoft-com:office:word" xmlns:w14="http://schemas.microsoft.com/office/word/2010/wordml" xmlns:w="http://schemas.openxmlformats.org/wordprocessingml/2006/main" xmlns:wne="http://schemas.microsoft.com/office/word/2006/wordml" xmlns:wp14="http://schemas.microsoft.com/office/word/2010/wordprocessingDrawing" xmlns:wp="http://schemas.openxmlformats.org/drawingml/2006/wordprocessingDrawing" xmlns:wpc="http://schemas.microsoft.com/office/word/2010/wordprocessingCanvas" xmlns:wpg="http://schemas.microsoft.com/office/word/2010/wordprocessingGroup" xmlns:wpi="http://schemas.microsoft.com/office/word/2010/wordprocessingInk" xmlns:wps="http://schemas.microsoft.com/office/word/2010/wordprocessingShape" mc:Ignorable="w14 wp14">
-  <w:p>
-    <w:pPr>
-      <w:pStyle w:val="Footer"/>
-    </w:pPr>
-  </w:p>
-  <w:tbl>
-    <w:tblPr>
-      <w:tblW w:type="auto" w:w="0"/>
-      <w:jc w:val="left"/>
-      <w:tblLook w:firstColumn="1" w:firstRow="1" w:lastColumn="0" w:lastRow="0" w:noHBand="0" w:noVBand="1" w:val="04A0"/>
-      <w:tblBorders>
-        <w:top w:val="none"/>
-        <w:left w:val="none"/>
-        <w:bottom w:val="none"/>
-        <w:right w:val="none"/>
-        <w:insideH w:val="none"/>
-        <w:insideV w:val="none"/>
-      </w:tblBorders>
-    </w:tblPr>
-    <w:tblGrid>
-      <w:gridCol w:w="4535"/>
-      <w:gridCol w:w="4535"/>
-    </w:tblGrid>
-    <w:tr>
-      <w:tc>
-        <w:tcPr>
-          <w:tcW w:type="dxa" w:w="5669"/>
-          <w:shd w:val="clear" w:color="auto" w:fill="111827"/>
-        </w:tcPr>
-        <w:p>
-          <w:pPr>
-            <w:spacing w:before="80" w:after="80"/>
-          </w:pPr>
-          <w:r>
-            <w:rPr>
-              <w:color w:val="FFFFFF"/>
-              <w:sz w:val="16"/>
-            </w:rPr>
-            <w:t>Forgotten Felines Cat Rescue — Charity No. 1181190</w:t>
-          </w:r>
-        </w:p>
-      </w:tc>
-      <w:tc>
-        <w:tcPr>
-          <w:tcW w:type="dxa" w:w="3402"/>
-          <w:shd w:val="clear" w:color="auto" w:fill="111827"/>
-        </w:tcPr>
-        <w:p>
-          <w:pPr>
-            <w:spacing w:before="80" w:after="80"/>
-            <w:jc w:val="right"/>
-          </w:pPr>
-          <w:r>
-            <w:rPr>
-              <w:color w:val="FFFFFF"/>
-              <w:sz w:val="16"/>
-            </w:rPr>
-            <w:t>Record of Processing Activities (ROPA)  |  v1.0</w:t>
-          </w:r>
-        </w:p>
-      </w:tc>
-    </w:tr>
-  </w:tbl>
-</w:ftr>
-</file>
-
-<file path=word/header1.xml><?xml version="1.0" encoding="utf-8"?>
-<w:hdr xmlns:m="http://schemas.openxmlformats.org/officeDocument/2006/math" xmlns:mc="http://schemas.openxmlformats.org/markup-compatibility/2006" xmlns:mo="http://schemas.microsoft.com/office/mac/office/2008/main" xmlns:mv="urn:schemas-microsoft-com:mac:vml" xmlns:o="urn:schemas-microsoft-com:office:office" xmlns:r="http://schemas.openxmlformats.org/officeDocument/2006/relationships" xmlns:v="urn:schemas-microsoft-com:vml" xmlns:w10="urn:schemas-microsoft-com:office:word" xmlns:w14="http://schemas.microsoft.com/office/word/2010/wordml" xmlns:w="http://schemas.openxmlformats.org/wordprocessingml/2006/main" xmlns:wne="http://schemas.microsoft.com/office/word/2006/wordml" xmlns:wp14="http://schemas.microsoft.com/office/word/2010/wordprocessingDrawing" xmlns:wp="http://schemas.openxmlformats.org/drawingml/2006/wordprocessingDrawing" xmlns:wpc="http://schemas.microsoft.com/office/word/2010/wordprocessingCanvas" xmlns:wpg="http://schemas.microsoft.com/office/word/2010/wordprocessingGroup" xmlns:wpi="http://schemas.microsoft.com/office/word/2010/wordprocessingInk" xmlns:wps="http://schemas.microsoft.com/office/word/2010/wordprocessingShape" mc:Ignorable="w14 wp14">
-  <w:p>
-    <w:pPr>
-      <w:pStyle w:val="Header"/>
-    </w:pPr>
-  </w:p>
-  <w:tbl>
-    <w:tblPr>
-      <w:tblW w:type="auto" w:w="0"/>
-      <w:jc w:val="left"/>
-      <w:tblLook w:firstColumn="1" w:firstRow="1" w:lastColumn="0" w:lastRow="0" w:noHBand="0" w:noVBand="1" w:val="04A0"/>
-      <w:tblBorders>
-        <w:top w:val="none"/>
-        <w:left w:val="none"/>
-        <w:bottom w:val="none"/>
-        <w:right w:val="none"/>
-        <w:insideH w:val="none"/>
-        <w:insideV w:val="none"/>
-      </w:tblBorders>
-    </w:tblPr>
-    <w:tblGrid>
-      <w:gridCol w:w="4535"/>
-      <w:gridCol w:w="4535"/>
-    </w:tblGrid>
-    <w:tr>
-      <w:tc>
-        <w:tcPr>
-          <w:tcW w:type="dxa" w:w="4535"/>
-        </w:tcPr>
-        <w:p>
-          <w:r>
-            <w:drawing>
-              <wp:inline xmlns:a="http://schemas.openxmlformats.org/drawingml/2006/main" xmlns:pic="http://schemas.openxmlformats.org/drawingml/2006/picture">
-                <wp:extent cx="1208869" cy="576000"/>
-                <wp:docPr id="1" name="Picture 1"/>
-                <wp:cNvGraphicFramePr>
-                  <a:graphicFrameLocks noChangeAspect="1"/>
-                </wp:cNvGraphicFramePr>
-                <a:graphic>
-                  <a:graphicData uri="http://schemas.openxmlformats.org/drawingml/2006/picture">
-                    <pic:pic>
-                      <pic:nvPicPr>
-                        <pic:cNvPr id="0" name="logo.png"/>
-                        <pic:cNvPicPr/>
-                      </pic:nvPicPr>
-                      <pic:blipFill>
-                        <a:blip r:embed="rId1"/>
-                        <a:stretch>
-                          <a:fillRect/>
-                        </a:stretch>
-                      </pic:blipFill>
-                      <pic:spPr>
-                        <a:xfrm>
-                          <a:off x="0" y="0"/>
-                          <a:ext cx="1208869" cy="576000"/>
-                        </a:xfrm>
-                        <a:prstGeom prst="rect"/>
-                      </pic:spPr>
-                    </pic:pic>
-                  </a:graphicData>
-                </a:graphic>
-              </wp:inline>
-            </w:drawing>
-          </w:r>
-        </w:p>
-      </w:tc>
-      <w:tc>
-        <w:tcPr>
-          <w:tcW w:type="dxa" w:w="4535"/>
-        </w:tcPr>
-        <w:p>
-          <w:pPr>
-            <w:spacing w:before="0" w:after="20"/>
-            <w:jc w:val="right"/>
-          </w:pPr>
-          <w:r>
-            <w:rPr>
-              <w:b/>
-              <w:color w:val="111827"/>
-              <w:sz w:val="17"/>
-            </w:rPr>
-            <w:t>Forgotten Felines Cat Rescue</w:t>
-          </w:r>
-        </w:p>
-        <w:p>
-          <w:pPr>
-            <w:spacing w:before="0" w:after="20"/>
-            <w:jc w:val="right"/>
-          </w:pPr>
-          <w:r>
-            <w:rPr>
-              <w:color w:val="111827"/>
-              <w:sz w:val="17"/>
-            </w:rPr>
-            <w:t>Registered Charity No. 1181190</w:t>
-          </w:r>
-        </w:p>
-        <w:p>
-          <w:pPr>
-            <w:spacing w:before="0" w:after="20"/>
-            <w:jc w:val="right"/>
-          </w:pPr>
-          <w:r>
-            <w:rPr>
-              <w:color w:val="111827"/>
-              <w:sz w:val="17"/>
-            </w:rPr>
-            <w:t>forgottenfelineswales.org</w:t>
-          </w:r>
-        </w:p>
-      </w:tc>
-    </w:tr>
-  </w:tbl>
-  <w:p>
-    <w:pPr>
-      <w:spacing w:before="80" w:after="0"/>
-      <w:pBdr>
-        <w:bottom w:val="single" w:sz="18" w:space="1" w:color="05A44E"/>
-      </w:pBdr>
-    </w:pPr>
-  </w:p>
-</w:hdr>
 </file>
 
 <file path=word/numbering.xml><?xml version="1.0" encoding="utf-8"?>
@@ -4187,7 +2260,6 @@
     <w:rsid w:val="00FC693F"/>
     <w:rPr>
       <w:rFonts w:ascii="Calibri" w:hAnsi="Calibri"/>
-      <w:color w:val="111827"/>
       <w:sz w:val="22"/>
     </w:rPr>
   </w:style>

--- a/docs/forgotten-felines/published-policies/forgotten-felines-record-of-processing-activities.docx
+++ b/docs/forgotten-felines/published-policies/forgotten-felines-record-of-processing-activities.docx
@@ -1655,13 +1655,13 @@
         <w:tblLook w:firstColumn="1" w:firstRow="1" w:lastColumn="0" w:lastRow="0" w:noHBand="0" w:noVBand="1" w:val="04A0"/>
       </w:tblPr>
       <w:tblGrid>
-        <w:gridCol w:w="4320"/>
-        <w:gridCol w:w="4320"/>
+        <w:gridCol w:w="4536"/>
+        <w:gridCol w:w="4536"/>
       </w:tblGrid>
       <w:tr>
         <w:tc>
           <w:tcPr>
-            <w:tcW w:type="dxa" w:w="4320"/>
+            <w:tcW w:type="dxa" w:w="4536"/>
           </w:tcPr>
           <w:p>
             <w:r>
@@ -1679,7 +1679,7 @@
         </w:tc>
         <w:tc>
           <w:tcPr>
-            <w:tcW w:type="dxa" w:w="4320"/>
+            <w:tcW w:type="dxa" w:w="4536"/>
           </w:tcPr>
           <w:p>
             <w:r>
@@ -1699,7 +1699,7 @@
       <w:tr>
         <w:tc>
           <w:tcPr>
-            <w:tcW w:type="dxa" w:w="4320"/>
+            <w:tcW w:type="dxa" w:w="4536"/>
           </w:tcPr>
           <w:p>
             <w:r/>
@@ -1710,7 +1710,7 @@
         </w:tc>
         <w:tc>
           <w:tcPr>
-            <w:tcW w:type="dxa" w:w="4320"/>
+            <w:tcW w:type="dxa" w:w="4536"/>
           </w:tcPr>
           <w:p>
             <w:r/>
@@ -1723,7 +1723,7 @@
       <w:tr>
         <w:tc>
           <w:tcPr>
-            <w:tcW w:type="dxa" w:w="4320"/>
+            <w:tcW w:type="dxa" w:w="4536"/>
           </w:tcPr>
           <w:p>
             <w:r/>
@@ -1734,7 +1734,7 @@
         </w:tc>
         <w:tc>
           <w:tcPr>
-            <w:tcW w:type="dxa" w:w="4320"/>
+            <w:tcW w:type="dxa" w:w="4536"/>
           </w:tcPr>
           <w:p>
             <w:r/>
@@ -1747,7 +1747,7 @@
       <w:tr>
         <w:tc>
           <w:tcPr>
-            <w:tcW w:type="dxa" w:w="4320"/>
+            <w:tcW w:type="dxa" w:w="4536"/>
           </w:tcPr>
           <w:p>
             <w:r/>
@@ -1758,7 +1758,7 @@
         </w:tc>
         <w:tc>
           <w:tcPr>
-            <w:tcW w:type="dxa" w:w="4320"/>
+            <w:tcW w:type="dxa" w:w="4536"/>
           </w:tcPr>
           <w:p>
             <w:r/>
@@ -1771,7 +1771,7 @@
       <w:tr>
         <w:tc>
           <w:tcPr>
-            <w:tcW w:type="dxa" w:w="4320"/>
+            <w:tcW w:type="dxa" w:w="4536"/>
           </w:tcPr>
           <w:p>
             <w:r/>
@@ -1782,7 +1782,7 @@
         </w:tc>
         <w:tc>
           <w:tcPr>
-            <w:tcW w:type="dxa" w:w="4320"/>
+            <w:tcW w:type="dxa" w:w="4536"/>
           </w:tcPr>
           <w:p>
             <w:r/>
@@ -1795,7 +1795,7 @@
       <w:tr>
         <w:tc>
           <w:tcPr>
-            <w:tcW w:type="dxa" w:w="4320"/>
+            <w:tcW w:type="dxa" w:w="4536"/>
           </w:tcPr>
           <w:p>
             <w:r/>
@@ -1806,7 +1806,7 @@
         </w:tc>
         <w:tc>
           <w:tcPr>
-            <w:tcW w:type="dxa" w:w="4320"/>
+            <w:tcW w:type="dxa" w:w="4536"/>
           </w:tcPr>
           <w:p>
             <w:r/>
@@ -1886,13 +1886,208 @@
       </w:r>
     </w:p>
     <w:sectPr>
-      <w:pgSz w:w="12240" w:h="15840"/>
-      <w:pgMar w:top="1440" w:right="1800" w:bottom="1440" w:left="1800" w:header="720" w:footer="720" w:gutter="0"/>
+      <w:headerReference w:type="default" r:id="rId9"/>
+      <w:footerReference w:type="default" r:id="rId10"/>
+      <w:pgSz w:w="11906" w:h="16838"/>
+      <w:pgMar w:top="1247" w:right="1417" w:bottom="1134" w:left="1417" w:header="720" w:footer="720" w:gutter="0"/>
       <w:cols w:space="720"/>
       <w:docGrid w:linePitch="360"/>
     </w:sectPr>
   </w:body>
 </w:document>
+</file>
+
+<file path=word/footer1.xml><?xml version="1.0" encoding="utf-8"?>
+<w:ftr xmlns:m="http://schemas.openxmlformats.org/officeDocument/2006/math" xmlns:mc="http://schemas.openxmlformats.org/markup-compatibility/2006" xmlns:mo="http://schemas.microsoft.com/office/mac/office/2008/main" xmlns:mv="urn:schemas-microsoft-com:mac:vml" xmlns:o="urn:schemas-microsoft-com:office:office" xmlns:r="http://schemas.openxmlformats.org/officeDocument/2006/relationships" xmlns:v="urn:schemas-microsoft-com:vml" xmlns:w10="urn:schemas-microsoft-com:office:word" xmlns:w14="http://schemas.microsoft.com/office/word/2010/wordml" xmlns:w="http://schemas.openxmlformats.org/wordprocessingml/2006/main" xmlns:wne="http://schemas.microsoft.com/office/word/2006/wordml" xmlns:wp14="http://schemas.microsoft.com/office/word/2010/wordprocessingDrawing" xmlns:wp="http://schemas.openxmlformats.org/drawingml/2006/wordprocessingDrawing" xmlns:wpc="http://schemas.microsoft.com/office/word/2010/wordprocessingCanvas" xmlns:wpg="http://schemas.microsoft.com/office/word/2010/wordprocessingGroup" xmlns:wpi="http://schemas.microsoft.com/office/word/2010/wordprocessingInk" xmlns:wps="http://schemas.microsoft.com/office/word/2010/wordprocessingShape" mc:Ignorable="w14 wp14">
+  <w:p>
+    <w:pPr>
+      <w:pStyle w:val="Footer"/>
+    </w:pPr>
+  </w:p>
+  <w:tbl>
+    <w:tblPr>
+      <w:tblW w:type="auto" w:w="0"/>
+      <w:jc w:val="left"/>
+      <w:tblLook w:firstColumn="1" w:firstRow="1" w:lastColumn="0" w:lastRow="0" w:noHBand="0" w:noVBand="1" w:val="04A0"/>
+      <w:tblBorders>
+        <w:top w:val="none"/>
+        <w:left w:val="none"/>
+        <w:bottom w:val="none"/>
+        <w:right w:val="none"/>
+        <w:insideH w:val="none"/>
+        <w:insideV w:val="none"/>
+      </w:tblBorders>
+    </w:tblPr>
+    <w:tblGrid>
+      <w:gridCol w:w="4535"/>
+      <w:gridCol w:w="4535"/>
+    </w:tblGrid>
+    <w:tr>
+      <w:tc>
+        <w:tcPr>
+          <w:tcW w:type="dxa" w:w="5669"/>
+          <w:shd w:val="clear" w:color="auto" w:fill="111827"/>
+        </w:tcPr>
+        <w:p>
+          <w:pPr>
+            <w:spacing w:before="80" w:after="80"/>
+          </w:pPr>
+          <w:r>
+            <w:rPr>
+              <w:color w:val="FFFFFF"/>
+              <w:sz w:val="16"/>
+            </w:rPr>
+            <w:t>Forgotten Felines Cat Rescue — Charity No. 1181190</w:t>
+          </w:r>
+        </w:p>
+      </w:tc>
+      <w:tc>
+        <w:tcPr>
+          <w:tcW w:type="dxa" w:w="3402"/>
+          <w:shd w:val="clear" w:color="auto" w:fill="111827"/>
+        </w:tcPr>
+        <w:p>
+          <w:pPr>
+            <w:spacing w:before="80" w:after="80"/>
+            <w:jc w:val="right"/>
+          </w:pPr>
+          <w:r>
+            <w:rPr>
+              <w:color w:val="FFFFFF"/>
+              <w:sz w:val="16"/>
+            </w:rPr>
+            <w:t>[Policy Title]  |  v[1.0]</w:t>
+          </w:r>
+        </w:p>
+      </w:tc>
+    </w:tr>
+  </w:tbl>
+</w:ftr>
+</file>
+
+<file path=word/header1.xml><?xml version="1.0" encoding="utf-8"?>
+<w:hdr xmlns:m="http://schemas.openxmlformats.org/officeDocument/2006/math" xmlns:mc="http://schemas.openxmlformats.org/markup-compatibility/2006" xmlns:mo="http://schemas.microsoft.com/office/mac/office/2008/main" xmlns:mv="urn:schemas-microsoft-com:mac:vml" xmlns:o="urn:schemas-microsoft-com:office:office" xmlns:r="http://schemas.openxmlformats.org/officeDocument/2006/relationships" xmlns:v="urn:schemas-microsoft-com:vml" xmlns:w10="urn:schemas-microsoft-com:office:word" xmlns:w14="http://schemas.microsoft.com/office/word/2010/wordml" xmlns:w="http://schemas.openxmlformats.org/wordprocessingml/2006/main" xmlns:wne="http://schemas.microsoft.com/office/word/2006/wordml" xmlns:wp14="http://schemas.microsoft.com/office/word/2010/wordprocessingDrawing" xmlns:wp="http://schemas.openxmlformats.org/drawingml/2006/wordprocessingDrawing" xmlns:wpc="http://schemas.microsoft.com/office/word/2010/wordprocessingCanvas" xmlns:wpg="http://schemas.microsoft.com/office/word/2010/wordprocessingGroup" xmlns:wpi="http://schemas.microsoft.com/office/word/2010/wordprocessingInk" xmlns:wps="http://schemas.microsoft.com/office/word/2010/wordprocessingShape" mc:Ignorable="w14 wp14">
+  <w:p>
+    <w:pPr>
+      <w:pStyle w:val="Header"/>
+    </w:pPr>
+  </w:p>
+  <w:tbl>
+    <w:tblPr>
+      <w:tblW w:type="auto" w:w="0"/>
+      <w:jc w:val="left"/>
+      <w:tblLook w:firstColumn="1" w:firstRow="1" w:lastColumn="0" w:lastRow="0" w:noHBand="0" w:noVBand="1" w:val="04A0"/>
+      <w:tblBorders>
+        <w:top w:val="none"/>
+        <w:left w:val="none"/>
+        <w:bottom w:val="none"/>
+        <w:right w:val="none"/>
+        <w:insideH w:val="none"/>
+        <w:insideV w:val="none"/>
+      </w:tblBorders>
+    </w:tblPr>
+    <w:tblGrid>
+      <w:gridCol w:w="4535"/>
+      <w:gridCol w:w="4535"/>
+    </w:tblGrid>
+    <w:tr>
+      <w:tc>
+        <w:tcPr>
+          <w:tcW w:type="dxa" w:w="4535"/>
+        </w:tcPr>
+        <w:p>
+          <w:r>
+            <w:drawing>
+              <wp:inline xmlns:a="http://schemas.openxmlformats.org/drawingml/2006/main" xmlns:pic="http://schemas.openxmlformats.org/drawingml/2006/picture">
+                <wp:extent cx="1208869" cy="576000"/>
+                <wp:docPr id="1" name="Picture 1"/>
+                <wp:cNvGraphicFramePr>
+                  <a:graphicFrameLocks noChangeAspect="1"/>
+                </wp:cNvGraphicFramePr>
+                <a:graphic>
+                  <a:graphicData uri="http://schemas.openxmlformats.org/drawingml/2006/picture">
+                    <pic:pic>
+                      <pic:nvPicPr>
+                        <pic:cNvPr id="0" name="logo.png"/>
+                        <pic:cNvPicPr/>
+                      </pic:nvPicPr>
+                      <pic:blipFill>
+                        <a:blip r:embed="rId1"/>
+                        <a:stretch>
+                          <a:fillRect/>
+                        </a:stretch>
+                      </pic:blipFill>
+                      <pic:spPr>
+                        <a:xfrm>
+                          <a:off x="0" y="0"/>
+                          <a:ext cx="1208869" cy="576000"/>
+                        </a:xfrm>
+                        <a:prstGeom prst="rect"/>
+                      </pic:spPr>
+                    </pic:pic>
+                  </a:graphicData>
+                </a:graphic>
+              </wp:inline>
+            </w:drawing>
+          </w:r>
+        </w:p>
+      </w:tc>
+      <w:tc>
+        <w:tcPr>
+          <w:tcW w:type="dxa" w:w="4535"/>
+        </w:tcPr>
+        <w:p>
+          <w:pPr>
+            <w:spacing w:before="0" w:after="20"/>
+            <w:jc w:val="right"/>
+          </w:pPr>
+          <w:r>
+            <w:rPr>
+              <w:b/>
+              <w:color w:val="111827"/>
+              <w:sz w:val="17"/>
+            </w:rPr>
+            <w:t>Forgotten Felines Cat Rescue</w:t>
+          </w:r>
+        </w:p>
+        <w:p>
+          <w:pPr>
+            <w:spacing w:before="0" w:after="20"/>
+            <w:jc w:val="right"/>
+          </w:pPr>
+          <w:r>
+            <w:rPr>
+              <w:color w:val="111827"/>
+              <w:sz w:val="17"/>
+            </w:rPr>
+            <w:t>Registered Charity No. 1181190</w:t>
+          </w:r>
+        </w:p>
+        <w:p>
+          <w:pPr>
+            <w:spacing w:before="0" w:after="20"/>
+            <w:jc w:val="right"/>
+          </w:pPr>
+          <w:r>
+            <w:rPr>
+              <w:color w:val="111827"/>
+              <w:sz w:val="17"/>
+            </w:rPr>
+            <w:t>forgottenfelineswales.org</w:t>
+          </w:r>
+        </w:p>
+      </w:tc>
+    </w:tr>
+  </w:tbl>
+  <w:p>
+    <w:pPr>
+      <w:spacing w:before="80" w:after="0"/>
+      <w:pBdr>
+        <w:bottom w:val="single" w:sz="18" w:space="1" w:color="05A44E"/>
+      </w:pBdr>
+    </w:pPr>
+  </w:p>
+</w:hdr>
 </file>
 
 <file path=word/numbering.xml><?xml version="1.0" encoding="utf-8"?>
@@ -2260,6 +2455,7 @@
     <w:rsid w:val="00FC693F"/>
     <w:rPr>
       <w:rFonts w:ascii="Calibri" w:hAnsi="Calibri"/>
+      <w:color w:val="111827"/>
       <w:sz w:val="22"/>
     </w:rPr>
   </w:style>
